--- a/PREDICT_szakertoi_prior_urlap.docx
+++ b/PREDICT_szakertoi_prior_urlap.docx
@@ -2,6 +2,46 @@
 <file path=word/document.xml><?xml version="1.0" encoding="utf-8"?>
 <w:document xmlns:wpc="http://schemas.microsoft.com/office/word/2010/wordprocessingCanvas" xmlns:mo="http://schemas.microsoft.com/office/mac/office/2008/main" xmlns:mc="http://schemas.openxmlformats.org/markup-compatibility/2006" xmlns:mv="urn:schemas-microsoft-com:mac:vml" xmlns:o="urn:schemas-microsoft-com:office:office" xmlns:r="http://schemas.openxmlformats.org/officeDocument/2006/relationships" xmlns:m="http://schemas.openxmlformats.org/officeDocument/2006/math" xmlns:v="urn:schemas-microsoft-com:vml" xmlns:wp14="http://schemas.microsoft.com/office/word/2010/wordprocessingDrawing" xmlns:wp="http://schemas.openxmlformats.org/drawingml/2006/wordprocessingDrawing" xmlns:w10="urn:schemas-microsoft-com:office:word" xmlns:w="http://schemas.openxmlformats.org/wordprocessingml/2006/main" xmlns:w14="http://schemas.microsoft.com/office/word/2010/wordml" xmlns:wpg="http://schemas.microsoft.com/office/word/2010/wordprocessingGroup" xmlns:wpi="http://schemas.microsoft.com/office/word/2010/wordprocessingInk" xmlns:wne="http://schemas.microsoft.com/office/word/2006/wordml" xmlns:wps="http://schemas.microsoft.com/office/word/2010/wordprocessingShape" mc:Ignorable="w14 wp14">
   <w:body>
+    <w:p>
+      <w:pPr>
+        <w:spacing w:after="80"/>
+        <w:jc w:val="center"/>
+      </w:pPr>
+      <w:r>
+        <w:drawing>
+          <wp:inline xmlns:a="http://schemas.openxmlformats.org/drawingml/2006/main" xmlns:pic="http://schemas.openxmlformats.org/drawingml/2006/picture">
+            <wp:extent cx="1512000" cy="1874880"/>
+            <wp:docPr id="1" name="Picture 1"/>
+            <wp:cNvGraphicFramePr>
+              <a:graphicFrameLocks noChangeAspect="1"/>
+            </wp:cNvGraphicFramePr>
+            <a:graphic>
+              <a:graphicData uri="http://schemas.openxmlformats.org/drawingml/2006/picture">
+                <pic:pic>
+                  <pic:nvPicPr>
+                    <pic:cNvPr id="0" name="predict-logo.png"/>
+                    <pic:cNvPicPr/>
+                  </pic:nvPicPr>
+                  <pic:blipFill>
+                    <a:blip r:embed="rId11"/>
+                    <a:stretch>
+                      <a:fillRect/>
+                    </a:stretch>
+                  </pic:blipFill>
+                  <pic:spPr>
+                    <a:xfrm>
+                      <a:off x="0" y="0"/>
+                      <a:ext cx="1512000" cy="1874880"/>
+                    </a:xfrm>
+                    <a:prstGeom prst="rect"/>
+                  </pic:spPr>
+                </pic:pic>
+              </a:graphicData>
+            </a:graphic>
+          </wp:inline>
+        </w:drawing>
+      </w:r>
+    </w:p>
     <w:p>
       <w:pPr>
         <w:spacing w:after="40"/>

--- a/PREDICT_szakertoi_prior_urlap.docx
+++ b/PREDICT_szakertoi_prior_urlap.docx
@@ -2,45 +2,110 @@
 <file path=word/document.xml><?xml version="1.0" encoding="utf-8"?>
 <w:document xmlns:wpc="http://schemas.microsoft.com/office/word/2010/wordprocessingCanvas" xmlns:mo="http://schemas.microsoft.com/office/mac/office/2008/main" xmlns:mc="http://schemas.openxmlformats.org/markup-compatibility/2006" xmlns:mv="urn:schemas-microsoft-com:mac:vml" xmlns:o="urn:schemas-microsoft-com:office:office" xmlns:r="http://schemas.openxmlformats.org/officeDocument/2006/relationships" xmlns:m="http://schemas.openxmlformats.org/officeDocument/2006/math" xmlns:v="urn:schemas-microsoft-com:vml" xmlns:wp14="http://schemas.microsoft.com/office/word/2010/wordprocessingDrawing" xmlns:wp="http://schemas.openxmlformats.org/drawingml/2006/wordprocessingDrawing" xmlns:w10="urn:schemas-microsoft-com:office:word" xmlns:w="http://schemas.openxmlformats.org/wordprocessingml/2006/main" xmlns:w14="http://schemas.microsoft.com/office/word/2010/wordml" xmlns:wpg="http://schemas.microsoft.com/office/word/2010/wordprocessingGroup" xmlns:wpi="http://schemas.microsoft.com/office/word/2010/wordprocessingInk" xmlns:wne="http://schemas.microsoft.com/office/word/2006/wordml" xmlns:wps="http://schemas.microsoft.com/office/word/2010/wordprocessingShape" mc:Ignorable="w14 wp14">
   <w:body>
+    <w:tbl>
+      <w:tblPr>
+        <w:tblW w:type="auto" w:w="0"/>
+        <w:tblLayout w:type="fixed"/>
+        <w:tblLook w:firstColumn="1" w:firstRow="1" w:lastColumn="0" w:lastRow="0" w:noHBand="0" w:noVBand="1" w:val="04A0"/>
+      </w:tblPr>
+      <w:tblGrid>
+        <w:gridCol w:w="4933"/>
+        <w:gridCol w:w="4933"/>
+      </w:tblGrid>
+      <w:tr>
+        <w:tc>
+          <w:tcPr>
+            <w:tcW w:type="dxa" w:w="4932"/>
+            <w:vAlign w:val="bottom"/>
+          </w:tcPr>
+          <w:p>
+            <w:r>
+              <w:drawing>
+                <wp:inline xmlns:a="http://schemas.openxmlformats.org/drawingml/2006/main" xmlns:pic="http://schemas.openxmlformats.org/drawingml/2006/picture">
+                  <wp:extent cx="936000" cy="1160640"/>
+                  <wp:docPr id="1" name="Picture 1"/>
+                  <wp:cNvGraphicFramePr>
+                    <a:graphicFrameLocks noChangeAspect="1"/>
+                  </wp:cNvGraphicFramePr>
+                  <a:graphic>
+                    <a:graphicData uri="http://schemas.openxmlformats.org/drawingml/2006/picture">
+                      <pic:pic>
+                        <pic:nvPicPr>
+                          <pic:cNvPr id="0" name="predict-logo.png"/>
+                          <pic:cNvPicPr/>
+                        </pic:nvPicPr>
+                        <pic:blipFill>
+                          <a:blip r:embed="rId11"/>
+                          <a:stretch>
+                            <a:fillRect/>
+                          </a:stretch>
+                        </pic:blipFill>
+                        <pic:spPr>
+                          <a:xfrm>
+                            <a:off x="0" y="0"/>
+                            <a:ext cx="936000" cy="1160640"/>
+                          </a:xfrm>
+                          <a:prstGeom prst="rect"/>
+                        </pic:spPr>
+                      </pic:pic>
+                    </a:graphicData>
+                  </a:graphic>
+                </wp:inline>
+              </w:drawing>
+            </w:r>
+          </w:p>
+        </w:tc>
+        <w:tc>
+          <w:tcPr>
+            <w:tcW w:type="dxa" w:w="4932"/>
+            <w:vAlign w:val="bottom"/>
+          </w:tcPr>
+          <w:p>
+            <w:pPr>
+              <w:jc w:val="right"/>
+            </w:pPr>
+            <w:r>
+              <w:drawing>
+                <wp:inline xmlns:a="http://schemas.openxmlformats.org/drawingml/2006/main" xmlns:pic="http://schemas.openxmlformats.org/drawingml/2006/picture">
+                  <wp:extent cx="2015999" cy="587294"/>
+                  <wp:docPr id="2" name="Picture 2"/>
+                  <wp:cNvGraphicFramePr>
+                    <a:graphicFrameLocks noChangeAspect="1"/>
+                  </wp:cNvGraphicFramePr>
+                  <a:graphic>
+                    <a:graphicData uri="http://schemas.openxmlformats.org/drawingml/2006/picture">
+                      <pic:pic>
+                        <pic:nvPicPr>
+                          <pic:cNvPr id="0" name="semmelweis-logo.png"/>
+                          <pic:cNvPicPr/>
+                        </pic:nvPicPr>
+                        <pic:blipFill>
+                          <a:blip r:embed="rId12"/>
+                          <a:stretch>
+                            <a:fillRect/>
+                          </a:stretch>
+                        </pic:blipFill>
+                        <pic:spPr>
+                          <a:xfrm>
+                            <a:off x="0" y="0"/>
+                            <a:ext cx="2015999" cy="587294"/>
+                          </a:xfrm>
+                          <a:prstGeom prst="rect"/>
+                        </pic:spPr>
+                      </pic:pic>
+                    </a:graphicData>
+                  </a:graphic>
+                </wp:inline>
+              </w:drawing>
+            </w:r>
+          </w:p>
+        </w:tc>
+      </w:tr>
+    </w:tbl>
     <w:p>
       <w:pPr>
-        <w:spacing w:after="80"/>
-        <w:jc w:val="center"/>
+        <w:spacing w:after="40"/>
       </w:pPr>
-      <w:r>
-        <w:drawing>
-          <wp:inline xmlns:a="http://schemas.openxmlformats.org/drawingml/2006/main" xmlns:pic="http://schemas.openxmlformats.org/drawingml/2006/picture">
-            <wp:extent cx="1512000" cy="1874880"/>
-            <wp:docPr id="1" name="Picture 1"/>
-            <wp:cNvGraphicFramePr>
-              <a:graphicFrameLocks noChangeAspect="1"/>
-            </wp:cNvGraphicFramePr>
-            <a:graphic>
-              <a:graphicData uri="http://schemas.openxmlformats.org/drawingml/2006/picture">
-                <pic:pic>
-                  <pic:nvPicPr>
-                    <pic:cNvPr id="0" name="predict-logo.png"/>
-                    <pic:cNvPicPr/>
-                  </pic:nvPicPr>
-                  <pic:blipFill>
-                    <a:blip r:embed="rId11"/>
-                    <a:stretch>
-                      <a:fillRect/>
-                    </a:stretch>
-                  </pic:blipFill>
-                  <pic:spPr>
-                    <a:xfrm>
-                      <a:off x="0" y="0"/>
-                      <a:ext cx="1512000" cy="1874880"/>
-                    </a:xfrm>
-                    <a:prstGeom prst="rect"/>
-                  </pic:spPr>
-                </pic:pic>
-              </a:graphicData>
-            </a:graphic>
-          </wp:inline>
-        </w:drawing>
-      </w:r>
     </w:p>
     <w:p>
       <w:pPr>

--- a/PREDICT_szakertoi_prior_urlap.docx
+++ b/PREDICT_szakertoi_prior_urlap.docx
@@ -454,10 +454,10 @@
         <w:rPr>
           <w:b/>
         </w:rPr>
-        <w:t>Mennyire biztos ebben?</w:t>
+        <w:t>Mennyire biztos az irányban?</w:t>
       </w:r>
       <w:r>
-        <w:t xml:space="preserve"> 50 %: mintha pénzt dobna fel. 90 %: tízből kilencszer így van. 99 %: szinte biztos.</w:t>
+        <w:t xml:space="preserve"> Nem a betegek arányát kérdezzük, hanem azt, mennyire biztos abban, hogy valóban ez az irány igaz, és nem a fordítottja. 50 %: nem tudja, melyik. 90 %: ha tíz ilyen kérdésben így válaszolna, kilencszer igaza lenne. 99 %: szinte biztos.</w:t>
       </w:r>
     </w:p>
     <w:p>
@@ -484,10 +484,10 @@
         <w:rPr>
           <w:b/>
         </w:rPr>
-        <w:t>Legalább és legfeljebb.</w:t>
+        <w:t>Hol lehet az igazság?</w:t>
       </w:r>
       <w:r>
-        <w:t xml:space="preserve"> Mekkora lehet ez a különbség a legkevesebb és a legtöbb esetben? Olyan határokat adjon, amelyeken kívül már nagyon meglepődne.</w:t>
+        <w:t xml:space="preserve"> Mindkét számhoz adjon egy alsó és egy felső határt is úgy, hogy húsz hasonló becslésből tizenkilencszer ezen belül legyen a valódi arány. Ha a nagyságot nem tudja megbecsülni, jelölje be a „nem tudom megbecsülni” négyzetet; ez is értékes válasz.</w:t>
       </w:r>
     </w:p>
     <w:p>
@@ -530,6 +530,325 @@
         <w:pStyle w:val="Heading1"/>
       </w:pPr>
       <w:r>
+        <w:t>Mielőtt elkezdené: hogyan adjunk számot arról, amiben nem vagyunk biztosak?</w:t>
+      </w:r>
+    </w:p>
+    <w:p>
+      <w:r>
+        <w:rPr>
+          <w:b w:val="0"/>
+          <w:i/>
+          <w:color w:val="52514E"/>
+        </w:rPr>
+        <w:t>A kérdőív szokatlan dolgot kér: számokat olyan dolgokról, amelyeket senki sem tud pontosan. Ez a rövid felkészítő és a három gyakorlókérdés abban segít, hogy a számai azt jelentsék, amit gondol. A gyakorlókérdések válaszait nem értékeljük, csak Önnek adnak visszajelzést.</w:t>
+      </w:r>
+    </w:p>
+    <w:p>
+      <w:pPr>
+        <w:pStyle w:val="Heading2"/>
+      </w:pPr>
+      <w:r>
+        <w:t>Kétféle bizonytalanság van, és a kettőt külön kérdezzük</w:t>
+      </w:r>
+    </w:p>
+    <w:p>
+      <w:r>
+        <w:rPr>
+          <w:b w:val="0"/>
+          <w:i w:val="0"/>
+        </w:rPr>
+        <w:t>Az egyik a betegek közötti különbség: száz betegből nem mindenkinek lesz sikeres a fogsora, akkor sem, ha az adottságaik egyformák. Ezt a „száz betegből hány” szám fejezi ki. A másik az Ön tudásának bizonytalansága: nem tudhatja pontosan, hogy ez a szám 60 vagy 75. Ezt az alsó és felső határ fejezi ki. A két dolog nem ugyanaz: lehet valaki biztos abban, hogy egy adottság csak keveset számít, és bizonytalan abban, hogy mennyi a pontos arány.</w:t>
+      </w:r>
+    </w:p>
+    <w:p>
+      <w:pPr>
+        <w:pStyle w:val="Heading2"/>
+      </w:pPr>
+      <w:r>
+        <w:t>Mit jelent egy határ?</w:t>
+      </w:r>
+    </w:p>
+    <w:p>
+      <w:r>
+        <w:rPr>
+          <w:b w:val="0"/>
+          <w:i w:val="0"/>
+        </w:rPr>
+        <w:t>Az alsó és a felső határt úgy adja meg, hogy húsz hasonló becslésből tizenkilencszer közéjük essen az igazság. Ha a határok között csak ritkán van benne az igazság, a határok túl szűkek. A tapasztalat szerint a legtöbb szakértő először túl biztos, és túl szűk sávot ad; ezért érdemes a határokat kicsit szélesebbre venni, mint ami elsőre természetesnek tűnik.</w:t>
+      </w:r>
+    </w:p>
+    <w:p>
+      <w:pPr>
+        <w:pStyle w:val="Heading2"/>
+      </w:pPr>
+      <w:r>
+        <w:t>Mit jelent az, hogy „90 %-ig biztos az irányban”?</w:t>
+      </w:r>
+    </w:p>
+    <w:p>
+      <w:r>
+        <w:rPr>
+          <w:b w:val="0"/>
+          <w:i w:val="0"/>
+        </w:rPr>
+        <w:t>Nem azt, hogy a betegek 90 %-ánál így van. Azt jelenti: ha tíz ilyen kérdésben mondaná, hogy ez az irány igaz, kilencszer igaza lenne, egyszer tévedne. Az 50 % azt jelenti, hogy nem tudja, melyik irány igaz; a 99 % azt, hogy nagyon meglepődne, ha az ellenkezője derülne ki.</w:t>
+      </w:r>
+    </w:p>
+    <w:p>
+      <w:pPr>
+        <w:pStyle w:val="Heading2"/>
+      </w:pPr>
+      <w:r>
+        <w:t>Kidolgozott példa</w:t>
+      </w:r>
+    </w:p>
+    <w:p>
+      <w:pPr>
+        <w:spacing w:after="120"/>
+      </w:pPr>
+      <w:r>
+        <w:rPr>
+          <w:b w:val="0"/>
+          <w:i w:val="0"/>
+        </w:rPr>
+        <w:t>Adottság: a felső gerinc magassága. A kolléga szerint az alacsony gerinc a rosszabb, és ebben 90 %-ig biztos. Száz magas gerincű betegből szerinte 85-nek lesz sikeres a fogsora; a valódi arány szerinte legalább 75, legfeljebb 92 lehet. Száz alacsony gerincűből 60-nak; legalább 45, legfeljebb 72. A legvalószínűbb számok tehát 85 és 60, a sávok pedig azt mutatják, mennyire biztos a két aránybban.</w:t>
+      </w:r>
+    </w:p>
+    <w:p>
+      <w:pPr>
+        <w:pStyle w:val="Heading2"/>
+      </w:pPr>
+      <w:r>
+        <w:t>Három gyakorlókérdés</w:t>
+      </w:r>
+    </w:p>
+    <w:p>
+      <w:r>
+        <w:rPr>
+          <w:b w:val="0"/>
+          <w:i w:val="0"/>
+        </w:rPr>
+        <w:t>Adjon mindhárom kérdésre egy legvalószínűbb értéket, és egy alsó és felső határt úgy, hogy húsz ilyen kérdésből tizenkilencszer közéjük essen a valódi érték. Ne keressen utána; éppen a bizonytalan tudásról szól a gyakorlat. Utána nézze meg, benne volt-e az igazság.</w:t>
+      </w:r>
+    </w:p>
+    <w:tbl>
+      <w:tblPr>
+        <w:tblStyle w:val="TableGrid"/>
+        <w:tblW w:type="auto" w:w="0"/>
+        <w:jc w:val="center"/>
+        <w:tblLook w:firstColumn="1" w:firstRow="1" w:lastColumn="0" w:lastRow="0" w:noHBand="0" w:noVBand="1" w:val="04A0"/>
+      </w:tblPr>
+      <w:tblGrid>
+        <w:gridCol w:w="4933"/>
+        <w:gridCol w:w="4933"/>
+      </w:tblGrid>
+      <w:tr>
+        <w:tc>
+          <w:tcPr>
+            <w:tcW w:type="dxa" w:w="2835"/>
+            <w:shd w:val="clear" w:color="auto" w:fill="F2F2F0"/>
+          </w:tcPr>
+          <w:p>
+            <w:pPr>
+              <w:spacing w:after="20"/>
+            </w:pPr>
+            <w:r/>
+            <w:r>
+              <w:rPr>
+                <w:b/>
+                <w:i w:val="0"/>
+                <w:sz w:val="20"/>
+              </w:rPr>
+              <w:t>1. Hány kilométer Budapest és Bécs távolsága közúton?</w:t>
+            </w:r>
+          </w:p>
+        </w:tc>
+        <w:tc>
+          <w:tcPr>
+            <w:tcW w:type="dxa" w:w="7030"/>
+          </w:tcPr>
+          <w:p>
+            <w:pPr>
+              <w:spacing w:after="20"/>
+            </w:pPr>
+            <w:r/>
+            <w:r>
+              <w:rPr>
+                <w:b w:val="0"/>
+                <w:i w:val="0"/>
+                <w:sz w:val="21"/>
+              </w:rPr>
+              <w:t>legalább ______   legvalószínűbb ______   legfeljebb ______   km</w:t>
+            </w:r>
+          </w:p>
+        </w:tc>
+      </w:tr>
+      <w:tr>
+        <w:tc>
+          <w:tcPr>
+            <w:tcW w:type="dxa" w:w="2835"/>
+            <w:shd w:val="clear" w:color="auto" w:fill="F2F2F0"/>
+          </w:tcPr>
+          <w:p>
+            <w:pPr>
+              <w:spacing w:after="20"/>
+            </w:pPr>
+            <w:r/>
+            <w:r>
+              <w:rPr>
+                <w:b/>
+                <w:i w:val="0"/>
+                <w:sz w:val="20"/>
+              </w:rPr>
+              <w:t>2. Hány éves volt Semmelweis Ignác, amikor meghalt?</w:t>
+            </w:r>
+          </w:p>
+        </w:tc>
+        <w:tc>
+          <w:tcPr>
+            <w:tcW w:type="dxa" w:w="7030"/>
+          </w:tcPr>
+          <w:p>
+            <w:pPr>
+              <w:spacing w:after="20"/>
+            </w:pPr>
+            <w:r/>
+            <w:r>
+              <w:rPr>
+                <w:b w:val="0"/>
+                <w:i w:val="0"/>
+                <w:sz w:val="21"/>
+              </w:rPr>
+              <w:t>legalább ______   legvalószínűbb ______   legfeljebb ______   év</w:t>
+            </w:r>
+          </w:p>
+        </w:tc>
+      </w:tr>
+      <w:tr>
+        <w:tc>
+          <w:tcPr>
+            <w:tcW w:type="dxa" w:w="2835"/>
+            <w:shd w:val="clear" w:color="auto" w:fill="F2F2F0"/>
+          </w:tcPr>
+          <w:p>
+            <w:pPr>
+              <w:spacing w:after="20"/>
+            </w:pPr>
+            <w:r/>
+            <w:r>
+              <w:rPr>
+                <w:b/>
+                <w:i w:val="0"/>
+                <w:sz w:val="20"/>
+              </w:rPr>
+              <w:t>3. Magyarország lakosságából száz emberből hány 65 éves vagy idősebb?</w:t>
+            </w:r>
+          </w:p>
+        </w:tc>
+        <w:tc>
+          <w:tcPr>
+            <w:tcW w:type="dxa" w:w="7030"/>
+          </w:tcPr>
+          <w:p>
+            <w:pPr>
+              <w:spacing w:after="20"/>
+            </w:pPr>
+            <w:r/>
+            <w:r>
+              <w:rPr>
+                <w:b w:val="0"/>
+                <w:i w:val="0"/>
+                <w:sz w:val="21"/>
+              </w:rPr>
+              <w:t>legalább ______   legvalószínűbb ______   legfeljebb ______   a százból</w:t>
+            </w:r>
+          </w:p>
+        </w:tc>
+      </w:tr>
+      <w:tr>
+        <w:tc>
+          <w:tcPr>
+            <w:tcW w:type="dxa" w:w="2835"/>
+            <w:shd w:val="clear" w:color="auto" w:fill="F2F2F0"/>
+          </w:tcPr>
+          <w:p>
+            <w:pPr>
+              <w:spacing w:after="20"/>
+            </w:pPr>
+            <w:r/>
+            <w:r>
+              <w:rPr>
+                <w:b/>
+                <w:i w:val="0"/>
+                <w:sz w:val="20"/>
+              </w:rPr>
+              <w:t>Melyik folyó a hosszabb: a Duna vagy a Rajna? És mennyire biztos ebben?</w:t>
+            </w:r>
+          </w:p>
+        </w:tc>
+        <w:tc>
+          <w:tcPr>
+            <w:tcW w:type="dxa" w:w="7030"/>
+          </w:tcPr>
+          <w:p>
+            <w:pPr>
+              <w:spacing w:after="20"/>
+            </w:pPr>
+            <w:r/>
+            <w:r>
+              <w:rPr>
+                <w:b w:val="0"/>
+                <w:i w:val="0"/>
+                <w:sz w:val="21"/>
+              </w:rPr>
+              <w:t>☐ a Duna   ☐ a Rajna</w:t>
+            </w:r>
+          </w:p>
+          <w:p>
+            <w:pPr>
+              <w:spacing w:after="20"/>
+            </w:pPr>
+            <w:r>
+              <w:rPr>
+                <w:b w:val="0"/>
+                <w:i w:val="0"/>
+                <w:sz w:val="21"/>
+              </w:rPr>
+              <w:t>50 %   ·   60 %   ·   70 %   ·   80 %   ·   90 %   ·   95 %   ·   99 %      (karikázza be)</w:t>
+            </w:r>
+          </w:p>
+        </w:tc>
+      </w:tr>
+    </w:tbl>
+    <w:p>
+      <w:pPr>
+        <w:spacing w:after="40"/>
+      </w:pPr>
+    </w:p>
+    <w:p>
+      <w:pPr>
+        <w:spacing w:after="120"/>
+      </w:pPr>
+      <w:r>
+        <w:rPr>
+          <w:b w:val="0"/>
+          <w:i w:val="0"/>
+          <w:color w:val="52514E"/>
+          <w:sz w:val="18"/>
+        </w:rPr>
+        <w:t>A válaszok: 1. 243 km; 2. 47 év; 3. 21 a százból. A Duna a hosszabb: körülbelül 2850 km, a Rajna körülbelül 1230 km. Ha 90 %-ot jelölt, azt mondta: tíz ilyen kérdésből kilencszer igaza lenne. Ha 99 %-ot, akkor szinte biztos volt. Ez kevesebb, mint amennyit a „húsz becslésből tizenkilenc” szabály várna: a határai valószínűleg túl szűkek. A kérdőívben adjon valamivel szélesebb sávokat.</w:t>
+      </w:r>
+    </w:p>
+    <w:p>
+      <w:r>
+        <w:br w:type="page"/>
+      </w:r>
+    </w:p>
+    <w:p>
+      <w:pPr>
+        <w:pStyle w:val="Heading1"/>
+      </w:pPr>
+      <w:r>
         <w:t>Először: néhány szó önről</w:t>
       </w:r>
     </w:p>
@@ -1214,7 +1533,7 @@
           <w:i/>
           <w:color w:val="52514E"/>
         </w:rPr>
-        <w:t>Mindig két változatot írunk le, A-t és B-t. Azt jelölje, amelyikkel Ön szerint rosszabb kilátásokkal indul a fogsor. A „száz beteg” és a „mennyire biztos” kérdés mindig arra a változatra vonatkozik, amelyiket rosszabbnak jelölte.</w:t>
+        <w:t>Mindig két változatot írunk le, A-t és B-t; ahol a közepes is lehet a legjobb, ott egy közepes forgatókönyvet is. Azt jelölje, amelyikkel Ön szerint rosszabb kilátásokkal indul a fogsor. A „száz beteg” számok és a hozzájuk tartozó határok az egyes változatokra vonatkoznak; a program beküldés előtt jelzi, ha a számok ellentmondanak a jelölt iránynak.</w:t>
       </w:r>
     </w:p>
     <w:tbl>
@@ -1328,7 +1647,7 @@
                 <w:i w:val="0"/>
                 <w:sz w:val="21"/>
               </w:rPr>
-              <w:t>☐ A változat a rosszabb:  magas, jól megtartott gerinc</w:t>
+              <w:t>☐ A változat a rosszabb:  magas, jól megtartott gerinc (a mintán kb. 10 mm)</w:t>
             </w:r>
           </w:p>
           <w:p>
@@ -1341,7 +1660,7 @@
                 <w:i w:val="0"/>
                 <w:sz w:val="21"/>
               </w:rPr>
-              <w:t>☐ B változat a rosszabb:  alacsony, sorvadt gerinc</w:t>
+              <w:t>☐ B változat a rosszabb:  alacsony, sorvadt gerinc (a mintán kb. 5 mm)</w:t>
             </w:r>
           </w:p>
           <w:p>
@@ -1376,7 +1695,7 @@
                 <w:i w:val="0"/>
                 <w:sz w:val="20"/>
               </w:rPr>
-              <w:t>Mennyire biztos ebben? *</w:t>
+              <w:t>Mennyire biztos abban, hogy valóban ez az irány igaz, és nem a fordítottja? *</w:t>
             </w:r>
           </w:p>
         </w:tc>
@@ -1417,7 +1736,7 @@
                 <w:i w:val="0"/>
                 <w:sz w:val="20"/>
               </w:rPr>
-              <w:t>Száz beteg</w:t>
+              <w:t>Száz beteg: a legvalószínűbb szám és a határok</w:t>
             </w:r>
           </w:p>
         </w:tc>
@@ -1436,7 +1755,7 @@
                 <w:i w:val="0"/>
                 <w:sz w:val="21"/>
               </w:rPr>
-              <w:t>A változat (magas, jól megtartott gerinc):  ________ sikeres a százból</w:t>
+              <w:t>Képzeljen el 100 beteget az egyik és 100 beteget a másik változattal, egyébként hasonló betegeket. Hánynak lesz sikeres a fogsora? Írja be a legvalószínűbb számot, és mellé az alsó és felső határt úgy, hogy húsz hasonló becslésből tizenkilencszer ezen belül legyen a valódi arány.</w:t>
             </w:r>
           </w:p>
           <w:p>
@@ -1449,48 +1768,57 @@
                 <w:i w:val="0"/>
                 <w:sz w:val="21"/>
               </w:rPr>
-              <w:t>B változat (alacsony, sorvadt gerinc):  ________ sikeres a százból</w:t>
-            </w:r>
-          </w:p>
-        </w:tc>
-      </w:tr>
-      <w:tr>
-        <w:tc>
-          <w:tcPr>
-            <w:tcW w:type="dxa" w:w="2835"/>
-            <w:shd w:val="clear" w:color="auto" w:fill="F2F2F0"/>
-          </w:tcPr>
-          <w:p>
-            <w:pPr>
-              <w:spacing w:after="20"/>
-            </w:pPr>
-            <w:r/>
-            <w:r>
-              <w:rPr>
-                <w:b/>
-                <w:i w:val="0"/>
-                <w:sz w:val="20"/>
-              </w:rPr>
-              <w:t>Mekkora lehet a különbség a két csoport között?</w:t>
-            </w:r>
-          </w:p>
-        </w:tc>
-        <w:tc>
-          <w:tcPr>
-            <w:tcW w:type="dxa" w:w="7030"/>
-          </w:tcPr>
-          <w:p>
-            <w:pPr>
-              <w:spacing w:after="20"/>
-            </w:pPr>
-            <w:r/>
+            </w:r>
+          </w:p>
+          <w:p>
+            <w:pPr>
+              <w:spacing w:after="20"/>
+            </w:pPr>
             <w:r>
               <w:rPr>
                 <w:b w:val="0"/>
                 <w:i w:val="0"/>
                 <w:sz w:val="21"/>
               </w:rPr>
-              <w:t>legalább ________   –   legfeljebb ________ beteg</w:t>
+              <w:t>A változat (magas, jól megtartott gerinc (a mintán kb. 10 mm)):   legalább ______   legvalószínűbb ______   legfeljebb ______   sikeres a százból</w:t>
+            </w:r>
+          </w:p>
+          <w:p>
+            <w:pPr>
+              <w:spacing w:after="20"/>
+            </w:pPr>
+            <w:r>
+              <w:rPr>
+                <w:b w:val="0"/>
+                <w:i w:val="0"/>
+                <w:sz w:val="21"/>
+              </w:rPr>
+              <w:t>B változat (alacsony, sorvadt gerinc (a mintán kb. 5 mm)):   legalább ______   legvalószínűbb ______   legfeljebb ______   sikeres a százból</w:t>
+            </w:r>
+          </w:p>
+          <w:p>
+            <w:pPr>
+              <w:spacing w:after="20"/>
+            </w:pPr>
+            <w:r>
+              <w:rPr>
+                <w:b w:val="0"/>
+                <w:i w:val="0"/>
+                <w:sz w:val="21"/>
+              </w:rPr>
+            </w:r>
+          </w:p>
+          <w:p>
+            <w:pPr>
+              <w:spacing w:after="20"/>
+            </w:pPr>
+            <w:r>
+              <w:rPr>
+                <w:b w:val="0"/>
+                <w:i w:val="0"/>
+                <w:sz w:val="21"/>
+              </w:rPr>
+              <w:t>☐ A nagyságát nem tudom megbecsülni (csak az irányt jelölöm)</w:t>
             </w:r>
           </w:p>
         </w:tc>
@@ -1694,7 +2022,7 @@
                 <w:i w:val="0"/>
                 <w:sz w:val="21"/>
               </w:rPr>
-              <w:t>☐ A változat a rosszabb:  kevés vagy kis alámenősség</w:t>
+              <w:t>☐ A változat a rosszabb:  kevés vagy alig van alámenősség</w:t>
             </w:r>
           </w:p>
           <w:p>
@@ -1707,7 +2035,7 @@
                 <w:i w:val="0"/>
                 <w:sz w:val="21"/>
               </w:rPr>
-              <w:t>☐ B változat a rosszabb:  nagy alámenősség</w:t>
+              <w:t>☐ B változat a rosszabb:  nagy, kifejezett alámenősség</w:t>
             </w:r>
           </w:p>
           <w:p>
@@ -1755,7 +2083,7 @@
                 <w:i w:val="0"/>
                 <w:sz w:val="20"/>
               </w:rPr>
-              <w:t>Mennyire biztos ebben? *</w:t>
+              <w:t>Mennyire biztos abban, hogy valóban ez az irány igaz, és nem a fordítottja? *</w:t>
             </w:r>
           </w:p>
         </w:tc>
@@ -1796,7 +2124,7 @@
                 <w:i w:val="0"/>
                 <w:sz w:val="20"/>
               </w:rPr>
-              <w:t>Száz beteg</w:t>
+              <w:t>Száz beteg: a legvalószínűbb szám és a határok</w:t>
             </w:r>
           </w:p>
         </w:tc>
@@ -1815,7 +2143,7 @@
                 <w:i w:val="0"/>
                 <w:sz w:val="21"/>
               </w:rPr>
-              <w:t>A változat (kevés vagy kis alámenősség):  ________ sikeres a százból</w:t>
+              <w:t>Képzeljen el 100 beteget az egyik és 100 beteget a másik változattal, egyébként hasonló betegeket. Hánynak lesz sikeres a fogsora? Írja be a legvalószínűbb számot, és mellé az alsó és felső határt úgy, hogy húsz hasonló becslésből tizenkilencszer ezen belül legyen a valódi arány.</w:t>
             </w:r>
           </w:p>
           <w:p>
@@ -1828,48 +2156,70 @@
                 <w:i w:val="0"/>
                 <w:sz w:val="21"/>
               </w:rPr>
-              <w:t>B változat (nagy alámenősség):  ________ sikeres a százból</w:t>
-            </w:r>
-          </w:p>
-        </w:tc>
-      </w:tr>
-      <w:tr>
-        <w:tc>
-          <w:tcPr>
-            <w:tcW w:type="dxa" w:w="2835"/>
-            <w:shd w:val="clear" w:color="auto" w:fill="F2F2F0"/>
-          </w:tcPr>
-          <w:p>
-            <w:pPr>
-              <w:spacing w:after="20"/>
-            </w:pPr>
-            <w:r/>
-            <w:r>
-              <w:rPr>
-                <w:b/>
-                <w:i w:val="0"/>
-                <w:sz w:val="20"/>
-              </w:rPr>
-              <w:t>Mekkora lehet a különbség a két csoport között?</w:t>
-            </w:r>
-          </w:p>
-        </w:tc>
-        <w:tc>
-          <w:tcPr>
-            <w:tcW w:type="dxa" w:w="7030"/>
-          </w:tcPr>
-          <w:p>
-            <w:pPr>
-              <w:spacing w:after="20"/>
-            </w:pPr>
-            <w:r/>
+            </w:r>
+          </w:p>
+          <w:p>
+            <w:pPr>
+              <w:spacing w:after="20"/>
+            </w:pPr>
             <w:r>
               <w:rPr>
                 <w:b w:val="0"/>
                 <w:i w:val="0"/>
                 <w:sz w:val="21"/>
               </w:rPr>
-              <w:t>legalább ________   –   legfeljebb ________ beteg</w:t>
+              <w:t>A változat (kevés vagy alig van alámenősség):   legalább ______   legvalószínűbb ______   legfeljebb ______   sikeres a százból</w:t>
+            </w:r>
+          </w:p>
+          <w:p>
+            <w:pPr>
+              <w:spacing w:after="20"/>
+            </w:pPr>
+            <w:r>
+              <w:rPr>
+                <w:b w:val="0"/>
+                <w:i w:val="0"/>
+                <w:sz w:val="21"/>
+              </w:rPr>
+              <w:t>Közepes változat (közepes alámenősség):   legalább ______   legvalószínűbb ______   legfeljebb ______   sikeres a százból</w:t>
+            </w:r>
+          </w:p>
+          <w:p>
+            <w:pPr>
+              <w:spacing w:after="20"/>
+            </w:pPr>
+            <w:r>
+              <w:rPr>
+                <w:b w:val="0"/>
+                <w:i w:val="0"/>
+                <w:sz w:val="21"/>
+              </w:rPr>
+              <w:t>B változat (nagy, kifejezett alámenősség):   legalább ______   legvalószínűbb ______   legfeljebb ______   sikeres a százból</w:t>
+            </w:r>
+          </w:p>
+          <w:p>
+            <w:pPr>
+              <w:spacing w:after="20"/>
+            </w:pPr>
+            <w:r>
+              <w:rPr>
+                <w:b w:val="0"/>
+                <w:i w:val="0"/>
+                <w:sz w:val="21"/>
+              </w:rPr>
+            </w:r>
+          </w:p>
+          <w:p>
+            <w:pPr>
+              <w:spacing w:after="20"/>
+            </w:pPr>
+            <w:r>
+              <w:rPr>
+                <w:b w:val="0"/>
+                <w:i w:val="0"/>
+                <w:sz w:val="21"/>
+              </w:rPr>
+              <w:t>☐ A nagyságát nem tudom megbecsülni (csak az irányt jelölöm)</w:t>
             </w:r>
           </w:p>
         </w:tc>
@@ -2078,7 +2428,7 @@
                 <w:i w:val="0"/>
                 <w:sz w:val="21"/>
               </w:rPr>
-              <w:t>☐ A változat a rosszabb:  magas, boltozatos szájpad</w:t>
+              <w:t>☐ A változat a rosszabb:  magas, boltozatos szájpad (kb. 25 mm)</w:t>
             </w:r>
           </w:p>
           <w:p>
@@ -2091,7 +2441,7 @@
                 <w:i w:val="0"/>
                 <w:sz w:val="21"/>
               </w:rPr>
-              <w:t>☐ B változat a rosszabb:  lapos szájpad</w:t>
+              <w:t>☐ B változat a rosszabb:  lapos szájpad (kb. 17 mm)</w:t>
             </w:r>
           </w:p>
           <w:p>
@@ -2126,7 +2476,7 @@
                 <w:i w:val="0"/>
                 <w:sz w:val="20"/>
               </w:rPr>
-              <w:t>Mennyire biztos ebben? *</w:t>
+              <w:t>Mennyire biztos abban, hogy valóban ez az irány igaz, és nem a fordítottja? *</w:t>
             </w:r>
           </w:p>
         </w:tc>
@@ -2167,7 +2517,7 @@
                 <w:i w:val="0"/>
                 <w:sz w:val="20"/>
               </w:rPr>
-              <w:t>Száz beteg</w:t>
+              <w:t>Száz beteg: a legvalószínűbb szám és a határok</w:t>
             </w:r>
           </w:p>
         </w:tc>
@@ -2186,7 +2536,7 @@
                 <w:i w:val="0"/>
                 <w:sz w:val="21"/>
               </w:rPr>
-              <w:t>A változat (magas, boltozatos szájpad):  ________ sikeres a százból</w:t>
+              <w:t>Képzeljen el 100 beteget az egyik és 100 beteget a másik változattal, egyébként hasonló betegeket. Hánynak lesz sikeres a fogsora? Írja be a legvalószínűbb számot, és mellé az alsó és felső határt úgy, hogy húsz hasonló becslésből tizenkilencszer ezen belül legyen a valódi arány.</w:t>
             </w:r>
           </w:p>
           <w:p>
@@ -2199,48 +2549,57 @@
                 <w:i w:val="0"/>
                 <w:sz w:val="21"/>
               </w:rPr>
-              <w:t>B változat (lapos szájpad):  ________ sikeres a százból</w:t>
-            </w:r>
-          </w:p>
-        </w:tc>
-      </w:tr>
-      <w:tr>
-        <w:tc>
-          <w:tcPr>
-            <w:tcW w:type="dxa" w:w="2835"/>
-            <w:shd w:val="clear" w:color="auto" w:fill="F2F2F0"/>
-          </w:tcPr>
-          <w:p>
-            <w:pPr>
-              <w:spacing w:after="20"/>
-            </w:pPr>
-            <w:r/>
-            <w:r>
-              <w:rPr>
-                <w:b/>
-                <w:i w:val="0"/>
-                <w:sz w:val="20"/>
-              </w:rPr>
-              <w:t>Mekkora lehet a különbség a két csoport között?</w:t>
-            </w:r>
-          </w:p>
-        </w:tc>
-        <w:tc>
-          <w:tcPr>
-            <w:tcW w:type="dxa" w:w="7030"/>
-          </w:tcPr>
-          <w:p>
-            <w:pPr>
-              <w:spacing w:after="20"/>
-            </w:pPr>
-            <w:r/>
+            </w:r>
+          </w:p>
+          <w:p>
+            <w:pPr>
+              <w:spacing w:after="20"/>
+            </w:pPr>
             <w:r>
               <w:rPr>
                 <w:b w:val="0"/>
                 <w:i w:val="0"/>
                 <w:sz w:val="21"/>
               </w:rPr>
-              <w:t>legalább ________   –   legfeljebb ________ beteg</w:t>
+              <w:t>A változat (magas, boltozatos szájpad (kb. 25 mm)):   legalább ______   legvalószínűbb ______   legfeljebb ______   sikeres a százból</w:t>
+            </w:r>
+          </w:p>
+          <w:p>
+            <w:pPr>
+              <w:spacing w:after="20"/>
+            </w:pPr>
+            <w:r>
+              <w:rPr>
+                <w:b w:val="0"/>
+                <w:i w:val="0"/>
+                <w:sz w:val="21"/>
+              </w:rPr>
+              <w:t>B változat (lapos szájpad (kb. 17 mm)):   legalább ______   legvalószínűbb ______   legfeljebb ______   sikeres a százból</w:t>
+            </w:r>
+          </w:p>
+          <w:p>
+            <w:pPr>
+              <w:spacing w:after="20"/>
+            </w:pPr>
+            <w:r>
+              <w:rPr>
+                <w:b w:val="0"/>
+                <w:i w:val="0"/>
+                <w:sz w:val="21"/>
+              </w:rPr>
+            </w:r>
+          </w:p>
+          <w:p>
+            <w:pPr>
+              <w:spacing w:after="20"/>
+            </w:pPr>
+            <w:r>
+              <w:rPr>
+                <w:b w:val="0"/>
+                <w:i w:val="0"/>
+                <w:sz w:val="21"/>
+              </w:rPr>
+              <w:t>☐ A nagyságát nem tudom megbecsülni (csak az irányt jelölöm)</w:t>
             </w:r>
           </w:p>
         </w:tc>
@@ -2444,7 +2803,7 @@
                 <w:i w:val="0"/>
                 <w:sz w:val="21"/>
               </w:rPr>
-              <w:t>☐ A változat a rosszabb:  szögletes, széles ív</w:t>
+              <w:t>☐ A változat a rosszabb:  szögletes, széles ív (kb. 140°)</w:t>
             </w:r>
           </w:p>
           <w:p>
@@ -2457,7 +2816,7 @@
                 <w:i w:val="0"/>
                 <w:sz w:val="21"/>
               </w:rPr>
-              <w:t>☐ B változat a rosszabb:  hegyes, V-alakú ív</w:t>
+              <w:t>☐ B változat a rosszabb:  hegyes, V-alakú ív (kb. 125°)</w:t>
             </w:r>
           </w:p>
           <w:p>
@@ -2492,7 +2851,7 @@
                 <w:i w:val="0"/>
                 <w:sz w:val="20"/>
               </w:rPr>
-              <w:t>Mennyire biztos ebben? *</w:t>
+              <w:t>Mennyire biztos abban, hogy valóban ez az irány igaz, és nem a fordítottja? *</w:t>
             </w:r>
           </w:p>
         </w:tc>
@@ -2533,7 +2892,7 @@
                 <w:i w:val="0"/>
                 <w:sz w:val="20"/>
               </w:rPr>
-              <w:t>Száz beteg</w:t>
+              <w:t>Száz beteg: a legvalószínűbb szám és a határok</w:t>
             </w:r>
           </w:p>
         </w:tc>
@@ -2552,7 +2911,7 @@
                 <w:i w:val="0"/>
                 <w:sz w:val="21"/>
               </w:rPr>
-              <w:t>A változat (szögletes, széles ív):  ________ sikeres a százból</w:t>
+              <w:t>Képzeljen el 100 beteget az egyik és 100 beteget a másik változattal, egyébként hasonló betegeket. Hánynak lesz sikeres a fogsora? Írja be a legvalószínűbb számot, és mellé az alsó és felső határt úgy, hogy húsz hasonló becslésből tizenkilencszer ezen belül legyen a valódi arány.</w:t>
             </w:r>
           </w:p>
           <w:p>
@@ -2565,48 +2924,57 @@
                 <w:i w:val="0"/>
                 <w:sz w:val="21"/>
               </w:rPr>
-              <w:t>B változat (hegyes, V-alakú ív):  ________ sikeres a százból</w:t>
-            </w:r>
-          </w:p>
-        </w:tc>
-      </w:tr>
-      <w:tr>
-        <w:tc>
-          <w:tcPr>
-            <w:tcW w:type="dxa" w:w="2835"/>
-            <w:shd w:val="clear" w:color="auto" w:fill="F2F2F0"/>
-          </w:tcPr>
-          <w:p>
-            <w:pPr>
-              <w:spacing w:after="20"/>
-            </w:pPr>
-            <w:r/>
-            <w:r>
-              <w:rPr>
-                <w:b/>
-                <w:i w:val="0"/>
-                <w:sz w:val="20"/>
-              </w:rPr>
-              <w:t>Mekkora lehet a különbség a két csoport között?</w:t>
-            </w:r>
-          </w:p>
-        </w:tc>
-        <w:tc>
-          <w:tcPr>
-            <w:tcW w:type="dxa" w:w="7030"/>
-          </w:tcPr>
-          <w:p>
-            <w:pPr>
-              <w:spacing w:after="20"/>
-            </w:pPr>
-            <w:r/>
+            </w:r>
+          </w:p>
+          <w:p>
+            <w:pPr>
+              <w:spacing w:after="20"/>
+            </w:pPr>
             <w:r>
               <w:rPr>
                 <w:b w:val="0"/>
                 <w:i w:val="0"/>
                 <w:sz w:val="21"/>
               </w:rPr>
-              <w:t>legalább ________   –   legfeljebb ________ beteg</w:t>
+              <w:t>A változat (szögletes, széles ív (kb. 140°)):   legalább ______   legvalószínűbb ______   legfeljebb ______   sikeres a százból</w:t>
+            </w:r>
+          </w:p>
+          <w:p>
+            <w:pPr>
+              <w:spacing w:after="20"/>
+            </w:pPr>
+            <w:r>
+              <w:rPr>
+                <w:b w:val="0"/>
+                <w:i w:val="0"/>
+                <w:sz w:val="21"/>
+              </w:rPr>
+              <w:t>B változat (hegyes, V-alakú ív (kb. 125°)):   legalább ______   legvalószínűbb ______   legfeljebb ______   sikeres a százból</w:t>
+            </w:r>
+          </w:p>
+          <w:p>
+            <w:pPr>
+              <w:spacing w:after="20"/>
+            </w:pPr>
+            <w:r>
+              <w:rPr>
+                <w:b w:val="0"/>
+                <w:i w:val="0"/>
+                <w:sz w:val="21"/>
+              </w:rPr>
+            </w:r>
+          </w:p>
+          <w:p>
+            <w:pPr>
+              <w:spacing w:after="20"/>
+            </w:pPr>
+            <w:r>
+              <w:rPr>
+                <w:b w:val="0"/>
+                <w:i w:val="0"/>
+                <w:sz w:val="21"/>
+              </w:rPr>
+              <w:t>☐ A nagyságát nem tudom megbecsülni (csak az irányt jelölöm)</w:t>
             </w:r>
           </w:p>
         </w:tc>
@@ -2863,7 +3231,7 @@
                 <w:i w:val="0"/>
                 <w:sz w:val="20"/>
               </w:rPr>
-              <w:t>Mennyire biztos ebben? *</w:t>
+              <w:t>Mennyire biztos abban, hogy valóban ez az irány igaz, és nem a fordítottja? *</w:t>
             </w:r>
           </w:p>
         </w:tc>
@@ -2904,7 +3272,7 @@
                 <w:i w:val="0"/>
                 <w:sz w:val="20"/>
               </w:rPr>
-              <w:t>Száz beteg</w:t>
+              <w:t>Száz beteg: a legvalószínűbb szám és a határok</w:t>
             </w:r>
           </w:p>
         </w:tc>
@@ -2923,7 +3291,7 @@
                 <w:i w:val="0"/>
                 <w:sz w:val="21"/>
               </w:rPr>
-              <w:t>A változat (nincs lötyögő gerinc):  ________ sikeres a százból</w:t>
+              <w:t>Képzeljen el 100 beteget az egyik és 100 beteget a másik változattal, egyébként hasonló betegeket. Hánynak lesz sikeres a fogsora? Írja be a legvalószínűbb számot, és mellé az alsó és felső határt úgy, hogy húsz hasonló becslésből tizenkilencszer ezen belül legyen a valódi arány.</w:t>
             </w:r>
           </w:p>
           <w:p>
@@ -2936,48 +3304,57 @@
                 <w:i w:val="0"/>
                 <w:sz w:val="21"/>
               </w:rPr>
-              <w:t>B változat (van lötyögő gerinc):  ________ sikeres a százból</w:t>
-            </w:r>
-          </w:p>
-        </w:tc>
-      </w:tr>
-      <w:tr>
-        <w:tc>
-          <w:tcPr>
-            <w:tcW w:type="dxa" w:w="2835"/>
-            <w:shd w:val="clear" w:color="auto" w:fill="F2F2F0"/>
-          </w:tcPr>
-          <w:p>
-            <w:pPr>
-              <w:spacing w:after="20"/>
-            </w:pPr>
-            <w:r/>
-            <w:r>
-              <w:rPr>
-                <w:b/>
-                <w:i w:val="0"/>
-                <w:sz w:val="20"/>
-              </w:rPr>
-              <w:t>Mekkora lehet a különbség a két csoport között?</w:t>
-            </w:r>
-          </w:p>
-        </w:tc>
-        <w:tc>
-          <w:tcPr>
-            <w:tcW w:type="dxa" w:w="7030"/>
-          </w:tcPr>
-          <w:p>
-            <w:pPr>
-              <w:spacing w:after="20"/>
-            </w:pPr>
-            <w:r/>
+            </w:r>
+          </w:p>
+          <w:p>
+            <w:pPr>
+              <w:spacing w:after="20"/>
+            </w:pPr>
             <w:r>
               <w:rPr>
                 <w:b w:val="0"/>
                 <w:i w:val="0"/>
                 <w:sz w:val="21"/>
               </w:rPr>
-              <w:t>legalább ________   –   legfeljebb ________ beteg</w:t>
+              <w:t>A változat (nincs lötyögő gerinc):   legalább ______   legvalószínűbb ______   legfeljebb ______   sikeres a százból</w:t>
+            </w:r>
+          </w:p>
+          <w:p>
+            <w:pPr>
+              <w:spacing w:after="20"/>
+            </w:pPr>
+            <w:r>
+              <w:rPr>
+                <w:b w:val="0"/>
+                <w:i w:val="0"/>
+                <w:sz w:val="21"/>
+              </w:rPr>
+              <w:t>B változat (van lötyögő gerinc):   legalább ______   legvalószínűbb ______   legfeljebb ______   sikeres a százból</w:t>
+            </w:r>
+          </w:p>
+          <w:p>
+            <w:pPr>
+              <w:spacing w:after="20"/>
+            </w:pPr>
+            <w:r>
+              <w:rPr>
+                <w:b w:val="0"/>
+                <w:i w:val="0"/>
+                <w:sz w:val="21"/>
+              </w:rPr>
+            </w:r>
+          </w:p>
+          <w:p>
+            <w:pPr>
+              <w:spacing w:after="20"/>
+            </w:pPr>
+            <w:r>
+              <w:rPr>
+                <w:b w:val="0"/>
+                <w:i w:val="0"/>
+                <w:sz w:val="21"/>
+              </w:rPr>
+              <w:t>☐ A nagyságát nem tudom megbecsülni (csak az irányt jelölöm)</w:t>
             </w:r>
           </w:p>
         </w:tc>
@@ -3194,7 +3571,7 @@
                 <w:i w:val="0"/>
                 <w:sz w:val="21"/>
               </w:rPr>
-              <w:t>☐ A változat a rosszabb:  a két gerincél egymás felett van</w:t>
+              <w:t>☐ A változat a rosszabb:  a két gerincél egymás felett van (eltérés legfeljebb 5°)</w:t>
             </w:r>
           </w:p>
           <w:p>
@@ -3207,7 +3584,7 @@
                 <w:i w:val="0"/>
                 <w:sz w:val="21"/>
               </w:rPr>
-              <w:t>☐ B változat a rosszabb:  a két gerincél jelentősen eltér egymástól</w:t>
+              <w:t>☐ B változat a rosszabb:  nagy eltérés (20° vagy több)</w:t>
             </w:r>
           </w:p>
           <w:p>
@@ -3255,7 +3632,7 @@
                 <w:i w:val="0"/>
                 <w:sz w:val="20"/>
               </w:rPr>
-              <w:t>Mennyire biztos ebben? *</w:t>
+              <w:t>Mennyire biztos abban, hogy valóban ez az irány igaz, és nem a fordítottja? *</w:t>
             </w:r>
           </w:p>
         </w:tc>
@@ -3296,7 +3673,7 @@
                 <w:i w:val="0"/>
                 <w:sz w:val="20"/>
               </w:rPr>
-              <w:t>Száz beteg</w:t>
+              <w:t>Száz beteg: a legvalószínűbb szám és a határok</w:t>
             </w:r>
           </w:p>
         </w:tc>
@@ -3315,7 +3692,7 @@
                 <w:i w:val="0"/>
                 <w:sz w:val="21"/>
               </w:rPr>
-              <w:t>A változat (a két gerincél egymás felett van):  ________ sikeres a százból</w:t>
+              <w:t>Képzeljen el 100 beteget az egyik és 100 beteget a másik változattal, egyébként hasonló betegeket. Hánynak lesz sikeres a fogsora? Írja be a legvalószínűbb számot, és mellé az alsó és felső határt úgy, hogy húsz hasonló becslésből tizenkilencszer ezen belül legyen a valódi arány.</w:t>
             </w:r>
           </w:p>
           <w:p>
@@ -3328,48 +3705,70 @@
                 <w:i w:val="0"/>
                 <w:sz w:val="21"/>
               </w:rPr>
-              <w:t>B változat (a két gerincél jelentősen eltér egymástól):  ________ sikeres a százból</w:t>
-            </w:r>
-          </w:p>
-        </w:tc>
-      </w:tr>
-      <w:tr>
-        <w:tc>
-          <w:tcPr>
-            <w:tcW w:type="dxa" w:w="2835"/>
-            <w:shd w:val="clear" w:color="auto" w:fill="F2F2F0"/>
-          </w:tcPr>
-          <w:p>
-            <w:pPr>
-              <w:spacing w:after="20"/>
-            </w:pPr>
-            <w:r/>
-            <w:r>
-              <w:rPr>
-                <w:b/>
-                <w:i w:val="0"/>
-                <w:sz w:val="20"/>
-              </w:rPr>
-              <w:t>Mekkora lehet a különbség a két csoport között?</w:t>
-            </w:r>
-          </w:p>
-        </w:tc>
-        <w:tc>
-          <w:tcPr>
-            <w:tcW w:type="dxa" w:w="7030"/>
-          </w:tcPr>
-          <w:p>
-            <w:pPr>
-              <w:spacing w:after="20"/>
-            </w:pPr>
-            <w:r/>
+            </w:r>
+          </w:p>
+          <w:p>
+            <w:pPr>
+              <w:spacing w:after="20"/>
+            </w:pPr>
             <w:r>
               <w:rPr>
                 <w:b w:val="0"/>
                 <w:i w:val="0"/>
                 <w:sz w:val="21"/>
               </w:rPr>
-              <w:t>legalább ________   –   legfeljebb ________ beteg</w:t>
+              <w:t>A változat (a két gerincél egymás felett van (eltérés legfeljebb 5°)):   legalább ______   legvalószínűbb ______   legfeljebb ______   sikeres a százból</w:t>
+            </w:r>
+          </w:p>
+          <w:p>
+            <w:pPr>
+              <w:spacing w:after="20"/>
+            </w:pPr>
+            <w:r>
+              <w:rPr>
+                <w:b w:val="0"/>
+                <w:i w:val="0"/>
+                <w:sz w:val="21"/>
+              </w:rPr>
+              <w:t>Közepes változat (közepes eltérés (kb. 10°)):   legalább ______   legvalószínűbb ______   legfeljebb ______   sikeres a százból</w:t>
+            </w:r>
+          </w:p>
+          <w:p>
+            <w:pPr>
+              <w:spacing w:after="20"/>
+            </w:pPr>
+            <w:r>
+              <w:rPr>
+                <w:b w:val="0"/>
+                <w:i w:val="0"/>
+                <w:sz w:val="21"/>
+              </w:rPr>
+              <w:t>B változat (nagy eltérés (20° vagy több)):   legalább ______   legvalószínűbb ______   legfeljebb ______   sikeres a százból</w:t>
+            </w:r>
+          </w:p>
+          <w:p>
+            <w:pPr>
+              <w:spacing w:after="20"/>
+            </w:pPr>
+            <w:r>
+              <w:rPr>
+                <w:b w:val="0"/>
+                <w:i w:val="0"/>
+                <w:sz w:val="21"/>
+              </w:rPr>
+            </w:r>
+          </w:p>
+          <w:p>
+            <w:pPr>
+              <w:spacing w:after="20"/>
+            </w:pPr>
+            <w:r>
+              <w:rPr>
+                <w:b w:val="0"/>
+                <w:i w:val="0"/>
+                <w:sz w:val="21"/>
+              </w:rPr>
+              <w:t>☐ A nagyságát nem tudom megbecsülni (csak az irányt jelölöm)</w:t>
             </w:r>
           </w:p>
         </w:tc>
@@ -3680,7 +4079,7 @@
                 <w:i w:val="0"/>
                 <w:sz w:val="20"/>
               </w:rPr>
-              <w:t>Mennyire biztos ebben? *</w:t>
+              <w:t>Mennyire biztos abban, hogy valóban ez az irány igaz, és nem a fordítottja? *</w:t>
             </w:r>
           </w:p>
         </w:tc>
@@ -3721,7 +4120,7 @@
                 <w:i w:val="0"/>
                 <w:sz w:val="20"/>
               </w:rPr>
-              <w:t>Száz beteg</w:t>
+              <w:t>Száz beteg: a legvalószínűbb szám és a határok</w:t>
             </w:r>
           </w:p>
         </w:tc>
@@ -3740,7 +4139,7 @@
                 <w:i w:val="0"/>
                 <w:sz w:val="21"/>
               </w:rPr>
-              <w:t>A változat (nincs torus):  ________ sikeres a százból</w:t>
+              <w:t>Képzeljen el 100 beteget az egyik és 100 beteget a másik változattal, egyébként hasonló betegeket. Hánynak lesz sikeres a fogsora? Írja be a legvalószínűbb számot, és mellé az alsó és felső határt úgy, hogy húsz hasonló becslésből tizenkilencszer ezen belül legyen a valódi arány.</w:t>
             </w:r>
           </w:p>
           <w:p>
@@ -3753,48 +4152,57 @@
                 <w:i w:val="0"/>
                 <w:sz w:val="21"/>
               </w:rPr>
-              <w:t>B változat (van torus (plató vagy orsó alakú)):  ________ sikeres a százból</w:t>
-            </w:r>
-          </w:p>
-        </w:tc>
-      </w:tr>
-      <w:tr>
-        <w:tc>
-          <w:tcPr>
-            <w:tcW w:type="dxa" w:w="2835"/>
-            <w:shd w:val="clear" w:color="auto" w:fill="F2F2F0"/>
-          </w:tcPr>
-          <w:p>
-            <w:pPr>
-              <w:spacing w:after="20"/>
-            </w:pPr>
-            <w:r/>
-            <w:r>
-              <w:rPr>
-                <w:b/>
-                <w:i w:val="0"/>
-                <w:sz w:val="20"/>
-              </w:rPr>
-              <w:t>Mekkora lehet a különbség a két csoport között?</w:t>
-            </w:r>
-          </w:p>
-        </w:tc>
-        <w:tc>
-          <w:tcPr>
-            <w:tcW w:type="dxa" w:w="7030"/>
-          </w:tcPr>
-          <w:p>
-            <w:pPr>
-              <w:spacing w:after="20"/>
-            </w:pPr>
-            <w:r/>
+            </w:r>
+          </w:p>
+          <w:p>
+            <w:pPr>
+              <w:spacing w:after="20"/>
+            </w:pPr>
             <w:r>
               <w:rPr>
                 <w:b w:val="0"/>
                 <w:i w:val="0"/>
                 <w:sz w:val="21"/>
               </w:rPr>
-              <w:t>legalább ________   –   legfeljebb ________ beteg</w:t>
+              <w:t>A változat (nincs torus):   legalább ______   legvalószínűbb ______   legfeljebb ______   sikeres a százból</w:t>
+            </w:r>
+          </w:p>
+          <w:p>
+            <w:pPr>
+              <w:spacing w:after="20"/>
+            </w:pPr>
+            <w:r>
+              <w:rPr>
+                <w:b w:val="0"/>
+                <w:i w:val="0"/>
+                <w:sz w:val="21"/>
+              </w:rPr>
+              <w:t>B változat (van torus (plató vagy orsó alakú)):   legalább ______   legvalószínűbb ______   legfeljebb ______   sikeres a százból</w:t>
+            </w:r>
+          </w:p>
+          <w:p>
+            <w:pPr>
+              <w:spacing w:after="20"/>
+            </w:pPr>
+            <w:r>
+              <w:rPr>
+                <w:b w:val="0"/>
+                <w:i w:val="0"/>
+                <w:sz w:val="21"/>
+              </w:rPr>
+            </w:r>
+          </w:p>
+          <w:p>
+            <w:pPr>
+              <w:spacing w:after="20"/>
+            </w:pPr>
+            <w:r>
+              <w:rPr>
+                <w:b w:val="0"/>
+                <w:i w:val="0"/>
+                <w:sz w:val="21"/>
+              </w:rPr>
+              <w:t>☐ A nagyságát nem tudom megbecsülni (csak az irányt jelölöm)</w:t>
             </w:r>
           </w:p>
         </w:tc>
@@ -4059,7 +4467,7 @@
                 <w:i w:val="0"/>
                 <w:sz w:val="20"/>
               </w:rPr>
-              <w:t>Mennyire biztos ebben? *</w:t>
+              <w:t>Mennyire biztos abban, hogy valóban ez az irány igaz, és nem a fordítottja? *</w:t>
             </w:r>
           </w:p>
         </w:tc>
@@ -4100,7 +4508,7 @@
                 <w:i w:val="0"/>
                 <w:sz w:val="20"/>
               </w:rPr>
-              <w:t>Száz beteg</w:t>
+              <w:t>Száz beteg: a legvalószínűbb szám és a határok</w:t>
             </w:r>
           </w:p>
         </w:tc>
@@ -4119,7 +4527,7 @@
                 <w:i w:val="0"/>
                 <w:sz w:val="21"/>
               </w:rPr>
-              <w:t>A változat (kivehető fogpótlás a szemközti állcsonton):  ________ sikeres a százból</w:t>
+              <w:t>Képzeljen el 100 beteget az egyik és 100 beteget a másik változattal, egyébként hasonló betegeket. Hánynak lesz sikeres a fogsora? Írja be a legvalószínűbb számot, és mellé az alsó és felső határt úgy, hogy húsz hasonló becslésből tizenkilencszer ezen belül legyen a valódi arány.</w:t>
             </w:r>
           </w:p>
           <w:p>
@@ -4132,48 +4540,57 @@
                 <w:i w:val="0"/>
                 <w:sz w:val="21"/>
               </w:rPr>
-              <w:t>B változat (megtartott saját fogak vagy rögzített pótlás):  ________ sikeres a százból</w:t>
-            </w:r>
-          </w:p>
-        </w:tc>
-      </w:tr>
-      <w:tr>
-        <w:tc>
-          <w:tcPr>
-            <w:tcW w:type="dxa" w:w="2835"/>
-            <w:shd w:val="clear" w:color="auto" w:fill="F2F2F0"/>
-          </w:tcPr>
-          <w:p>
-            <w:pPr>
-              <w:spacing w:after="20"/>
-            </w:pPr>
-            <w:r/>
-            <w:r>
-              <w:rPr>
-                <w:b/>
-                <w:i w:val="0"/>
-                <w:sz w:val="20"/>
-              </w:rPr>
-              <w:t>Mekkora lehet a különbség a két csoport között?</w:t>
-            </w:r>
-          </w:p>
-        </w:tc>
-        <w:tc>
-          <w:tcPr>
-            <w:tcW w:type="dxa" w:w="7030"/>
-          </w:tcPr>
-          <w:p>
-            <w:pPr>
-              <w:spacing w:after="20"/>
-            </w:pPr>
-            <w:r/>
+            </w:r>
+          </w:p>
+          <w:p>
+            <w:pPr>
+              <w:spacing w:after="20"/>
+            </w:pPr>
             <w:r>
               <w:rPr>
                 <w:b w:val="0"/>
                 <w:i w:val="0"/>
                 <w:sz w:val="21"/>
               </w:rPr>
-              <w:t>legalább ________   –   legfeljebb ________ beteg</w:t>
+              <w:t>A változat (kivehető fogpótlás a szemközti állcsonton):   legalább ______   legvalószínűbb ______   legfeljebb ______   sikeres a százból</w:t>
+            </w:r>
+          </w:p>
+          <w:p>
+            <w:pPr>
+              <w:spacing w:after="20"/>
+            </w:pPr>
+            <w:r>
+              <w:rPr>
+                <w:b w:val="0"/>
+                <w:i w:val="0"/>
+                <w:sz w:val="21"/>
+              </w:rPr>
+              <w:t>B változat (megtartott saját fogak vagy rögzített pótlás):   legalább ______   legvalószínűbb ______   legfeljebb ______   sikeres a százból</w:t>
+            </w:r>
+          </w:p>
+          <w:p>
+            <w:pPr>
+              <w:spacing w:after="20"/>
+            </w:pPr>
+            <w:r>
+              <w:rPr>
+                <w:b w:val="0"/>
+                <w:i w:val="0"/>
+                <w:sz w:val="21"/>
+              </w:rPr>
+            </w:r>
+          </w:p>
+          <w:p>
+            <w:pPr>
+              <w:spacing w:after="20"/>
+            </w:pPr>
+            <w:r>
+              <w:rPr>
+                <w:b w:val="0"/>
+                <w:i w:val="0"/>
+                <w:sz w:val="21"/>
+              </w:rPr>
+              <w:t>☐ A nagyságát nem tudom megbecsülni (csak az irányt jelölöm)</w:t>
             </w:r>
           </w:p>
         </w:tc>
@@ -4443,7 +4860,7 @@
                 <w:i w:val="0"/>
                 <w:sz w:val="20"/>
               </w:rPr>
-              <w:t>Mennyire biztos ebben? *</w:t>
+              <w:t>Mennyire biztos abban, hogy valóban ez az irány igaz, és nem a fordítottja? *</w:t>
             </w:r>
           </w:p>
         </w:tc>
@@ -4484,7 +4901,7 @@
                 <w:i w:val="0"/>
                 <w:sz w:val="20"/>
               </w:rPr>
-              <w:t>Száz beteg</w:t>
+              <w:t>Száz beteg: a legvalószínűbb szám és a határok</w:t>
             </w:r>
           </w:p>
         </w:tc>
@@ -4503,7 +4920,7 @@
                 <w:i w:val="0"/>
                 <w:sz w:val="21"/>
               </w:rPr>
-              <w:t>A változat (egészében megtartott gerinc (1)):  ________ sikeres a százból</w:t>
+              <w:t>Képzeljen el 100 beteget az egyik és 100 beteget a másik változattal, egyébként hasonló betegeket. Hánynak lesz sikeres a fogsora? Írja be a legvalószínűbb számot, és mellé az alsó és felső határt úgy, hogy húsz hasonló becslésből tizenkilencszer ezen belül legyen a valódi arány.</w:t>
             </w:r>
           </w:p>
           <w:p>
@@ -4516,48 +4933,57 @@
                 <w:i w:val="0"/>
                 <w:sz w:val="21"/>
               </w:rPr>
-              <w:t>B változat (mélyült negatív gerinc (5)):  ________ sikeres a százból</w:t>
-            </w:r>
-          </w:p>
-        </w:tc>
-      </w:tr>
-      <w:tr>
-        <w:tc>
-          <w:tcPr>
-            <w:tcW w:type="dxa" w:w="2835"/>
-            <w:shd w:val="clear" w:color="auto" w:fill="F2F2F0"/>
-          </w:tcPr>
-          <w:p>
-            <w:pPr>
-              <w:spacing w:after="20"/>
-            </w:pPr>
-            <w:r/>
-            <w:r>
-              <w:rPr>
-                <w:b/>
-                <w:i w:val="0"/>
-                <w:sz w:val="20"/>
-              </w:rPr>
-              <w:t>Mekkora lehet a különbség a két csoport között?</w:t>
-            </w:r>
-          </w:p>
-        </w:tc>
-        <w:tc>
-          <w:tcPr>
-            <w:tcW w:type="dxa" w:w="7030"/>
-          </w:tcPr>
-          <w:p>
-            <w:pPr>
-              <w:spacing w:after="20"/>
-            </w:pPr>
-            <w:r/>
+            </w:r>
+          </w:p>
+          <w:p>
+            <w:pPr>
+              <w:spacing w:after="20"/>
+            </w:pPr>
             <w:r>
               <w:rPr>
                 <w:b w:val="0"/>
                 <w:i w:val="0"/>
                 <w:sz w:val="21"/>
               </w:rPr>
-              <w:t>legalább ________   –   legfeljebb ________ beteg</w:t>
+              <w:t>A változat (egészében megtartott gerinc (1)):   legalább ______   legvalószínűbb ______   legfeljebb ______   sikeres a százból</w:t>
+            </w:r>
+          </w:p>
+          <w:p>
+            <w:pPr>
+              <w:spacing w:after="20"/>
+            </w:pPr>
+            <w:r>
+              <w:rPr>
+                <w:b w:val="0"/>
+                <w:i w:val="0"/>
+                <w:sz w:val="21"/>
+              </w:rPr>
+              <w:t>B változat (mélyült negatív gerinc (5)):   legalább ______   legvalószínűbb ______   legfeljebb ______   sikeres a százból</w:t>
+            </w:r>
+          </w:p>
+          <w:p>
+            <w:pPr>
+              <w:spacing w:after="20"/>
+            </w:pPr>
+            <w:r>
+              <w:rPr>
+                <w:b w:val="0"/>
+                <w:i w:val="0"/>
+                <w:sz w:val="21"/>
+              </w:rPr>
+            </w:r>
+          </w:p>
+          <w:p>
+            <w:pPr>
+              <w:spacing w:after="20"/>
+            </w:pPr>
+            <w:r>
+              <w:rPr>
+                <w:b w:val="0"/>
+                <w:i w:val="0"/>
+                <w:sz w:val="21"/>
+              </w:rPr>
+              <w:t>☐ A nagyságát nem tudom megbecsülni (csak az irányt jelölöm)</w:t>
             </w:r>
           </w:p>
         </w:tc>
@@ -4917,7 +5343,7 @@
                 <w:i w:val="0"/>
                 <w:sz w:val="20"/>
               </w:rPr>
-              <w:t>Mennyire biztos ebben? *</w:t>
+              <w:t>Mennyire biztos abban, hogy valóban ez az irány igaz, és nem a fordítottja? *</w:t>
             </w:r>
           </w:p>
         </w:tc>
@@ -4958,7 +5384,7 @@
                 <w:i w:val="0"/>
                 <w:sz w:val="20"/>
               </w:rPr>
-              <w:t>Száz beteg</w:t>
+              <w:t>Száz beteg: a legvalószínűbb szám és a határok</w:t>
             </w:r>
           </w:p>
         </w:tc>
@@ -4977,7 +5403,7 @@
                 <w:i w:val="0"/>
                 <w:sz w:val="21"/>
               </w:rPr>
-              <w:t>A változat (szájnyitáskor beszűkülő tasak):  ________ sikeres a százból</w:t>
+              <w:t>Képzeljen el 100 beteget az egyik és 100 beteget a másik változattal, egyébként hasonló betegeket. Hánynak lesz sikeres a fogsora? Írja be a legvalószínűbb számot, és mellé az alsó és felső határt úgy, hogy húsz hasonló becslésből tizenkilencszer ezen belül legyen a valódi arány.</w:t>
             </w:r>
           </w:p>
           <w:p>
@@ -4990,48 +5416,57 @@
                 <w:i w:val="0"/>
                 <w:sz w:val="21"/>
               </w:rPr>
-              <w:t>B változat (szájnyitáskor kiszélesedő tasak):  ________ sikeres a százból</w:t>
-            </w:r>
-          </w:p>
-        </w:tc>
-      </w:tr>
-      <w:tr>
-        <w:tc>
-          <w:tcPr>
-            <w:tcW w:type="dxa" w:w="2835"/>
-            <w:shd w:val="clear" w:color="auto" w:fill="F2F2F0"/>
-          </w:tcPr>
-          <w:p>
-            <w:pPr>
-              <w:spacing w:after="20"/>
-            </w:pPr>
-            <w:r/>
-            <w:r>
-              <w:rPr>
-                <w:b/>
-                <w:i w:val="0"/>
-                <w:sz w:val="20"/>
-              </w:rPr>
-              <w:t>Mekkora lehet a különbség a két csoport között?</w:t>
-            </w:r>
-          </w:p>
-        </w:tc>
-        <w:tc>
-          <w:tcPr>
-            <w:tcW w:type="dxa" w:w="7030"/>
-          </w:tcPr>
-          <w:p>
-            <w:pPr>
-              <w:spacing w:after="20"/>
-            </w:pPr>
-            <w:r/>
+            </w:r>
+          </w:p>
+          <w:p>
+            <w:pPr>
+              <w:spacing w:after="20"/>
+            </w:pPr>
             <w:r>
               <w:rPr>
                 <w:b w:val="0"/>
                 <w:i w:val="0"/>
                 <w:sz w:val="21"/>
               </w:rPr>
-              <w:t>legalább ________   –   legfeljebb ________ beteg</w:t>
+              <w:t>A változat (szájnyitáskor beszűkülő tasak):   legalább ______   legvalószínűbb ______   legfeljebb ______   sikeres a százból</w:t>
+            </w:r>
+          </w:p>
+          <w:p>
+            <w:pPr>
+              <w:spacing w:after="20"/>
+            </w:pPr>
+            <w:r>
+              <w:rPr>
+                <w:b w:val="0"/>
+                <w:i w:val="0"/>
+                <w:sz w:val="21"/>
+              </w:rPr>
+              <w:t>B változat (szájnyitáskor kiszélesedő tasak):   legalább ______   legvalószínűbb ______   legfeljebb ______   sikeres a százból</w:t>
+            </w:r>
+          </w:p>
+          <w:p>
+            <w:pPr>
+              <w:spacing w:after="20"/>
+            </w:pPr>
+            <w:r>
+              <w:rPr>
+                <w:b w:val="0"/>
+                <w:i w:val="0"/>
+                <w:sz w:val="21"/>
+              </w:rPr>
+            </w:r>
+          </w:p>
+          <w:p>
+            <w:pPr>
+              <w:spacing w:after="20"/>
+            </w:pPr>
+            <w:r>
+              <w:rPr>
+                <w:b w:val="0"/>
+                <w:i w:val="0"/>
+                <w:sz w:val="21"/>
+              </w:rPr>
+              <w:t>☐ A nagyságát nem tudom megbecsülni (csak az irányt jelölöm)</w:t>
             </w:r>
           </w:p>
         </w:tc>
@@ -5301,7 +5736,7 @@
                 <w:i w:val="0"/>
                 <w:sz w:val="20"/>
               </w:rPr>
-              <w:t>Mennyire biztos ebben? *</w:t>
+              <w:t>Mennyire biztos abban, hogy valóban ez az irány igaz, és nem a fordítottja? *</w:t>
             </w:r>
           </w:p>
         </w:tc>
@@ -5342,7 +5777,7 @@
                 <w:i w:val="0"/>
                 <w:sz w:val="20"/>
               </w:rPr>
-              <w:t>Száz beteg</w:t>
+              <w:t>Száz beteg: a legvalószínűbb szám és a határok</w:t>
             </w:r>
           </w:p>
         </w:tc>
@@ -5361,7 +5796,7 @@
                 <w:i w:val="0"/>
                 <w:sz w:val="21"/>
               </w:rPr>
-              <w:t>A változat (nincs torus):  ________ sikeres a százból</w:t>
+              <w:t>Képzeljen el 100 beteget az egyik és 100 beteget a másik változattal, egyébként hasonló betegeket. Hánynak lesz sikeres a fogsora? Írja be a legvalószínűbb számot, és mellé az alsó és felső határt úgy, hogy húsz hasonló becslésből tizenkilencszer ezen belül legyen a valódi arány.</w:t>
             </w:r>
           </w:p>
           <w:p>
@@ -5374,48 +5809,57 @@
                 <w:i w:val="0"/>
                 <w:sz w:val="21"/>
               </w:rPr>
-              <w:t>B változat (van torus (kicsi vagy nagy)):  ________ sikeres a százból</w:t>
-            </w:r>
-          </w:p>
-        </w:tc>
-      </w:tr>
-      <w:tr>
-        <w:tc>
-          <w:tcPr>
-            <w:tcW w:type="dxa" w:w="2835"/>
-            <w:shd w:val="clear" w:color="auto" w:fill="F2F2F0"/>
-          </w:tcPr>
-          <w:p>
-            <w:pPr>
-              <w:spacing w:after="20"/>
-            </w:pPr>
-            <w:r/>
-            <w:r>
-              <w:rPr>
-                <w:b/>
-                <w:i w:val="0"/>
-                <w:sz w:val="20"/>
-              </w:rPr>
-              <w:t>Mekkora lehet a különbség a két csoport között?</w:t>
-            </w:r>
-          </w:p>
-        </w:tc>
-        <w:tc>
-          <w:tcPr>
-            <w:tcW w:type="dxa" w:w="7030"/>
-          </w:tcPr>
-          <w:p>
-            <w:pPr>
-              <w:spacing w:after="20"/>
-            </w:pPr>
-            <w:r/>
+            </w:r>
+          </w:p>
+          <w:p>
+            <w:pPr>
+              <w:spacing w:after="20"/>
+            </w:pPr>
             <w:r>
               <w:rPr>
                 <w:b w:val="0"/>
                 <w:i w:val="0"/>
                 <w:sz w:val="21"/>
               </w:rPr>
-              <w:t>legalább ________   –   legfeljebb ________ beteg</w:t>
+              <w:t>A változat (nincs torus):   legalább ______   legvalószínűbb ______   legfeljebb ______   sikeres a százból</w:t>
+            </w:r>
+          </w:p>
+          <w:p>
+            <w:pPr>
+              <w:spacing w:after="20"/>
+            </w:pPr>
+            <w:r>
+              <w:rPr>
+                <w:b w:val="0"/>
+                <w:i w:val="0"/>
+                <w:sz w:val="21"/>
+              </w:rPr>
+              <w:t>B változat (van torus (kicsi vagy nagy)):   legalább ______   legvalószínűbb ______   legfeljebb ______   sikeres a százból</w:t>
+            </w:r>
+          </w:p>
+          <w:p>
+            <w:pPr>
+              <w:spacing w:after="20"/>
+            </w:pPr>
+            <w:r>
+              <w:rPr>
+                <w:b w:val="0"/>
+                <w:i w:val="0"/>
+                <w:sz w:val="21"/>
+              </w:rPr>
+            </w:r>
+          </w:p>
+          <w:p>
+            <w:pPr>
+              <w:spacing w:after="20"/>
+            </w:pPr>
+            <w:r>
+              <w:rPr>
+                <w:b w:val="0"/>
+                <w:i w:val="0"/>
+                <w:sz w:val="21"/>
+              </w:rPr>
+              <w:t>☐ A nagyságát nem tudom megbecsülni (csak az irányt jelölöm)</w:t>
             </w:r>
           </w:p>
         </w:tc>
@@ -5680,7 +6124,7 @@
                 <w:i w:val="0"/>
                 <w:sz w:val="20"/>
               </w:rPr>
-              <w:t>Mennyire biztos ebben? *</w:t>
+              <w:t>Mennyire biztos abban, hogy valóban ez az irány igaz, és nem a fordítottja? *</w:t>
             </w:r>
           </w:p>
         </w:tc>
@@ -5721,7 +6165,7 @@
                 <w:i w:val="0"/>
                 <w:sz w:val="20"/>
               </w:rPr>
-              <w:t>Száz beteg</w:t>
+              <w:t>Száz beteg: a legvalószínűbb szám és a határok</w:t>
             </w:r>
           </w:p>
         </w:tc>
@@ -5740,7 +6184,7 @@
                 <w:i w:val="0"/>
                 <w:sz w:val="21"/>
               </w:rPr>
-              <w:t>A változat (az izmok az ujjat az állcsonthoz préselik):  ________ sikeres a százból</w:t>
+              <w:t>Képzeljen el 100 beteget az egyik és 100 beteget a másik változattal, egyébként hasonló betegeket. Hánynak lesz sikeres a fogsora? Írja be a legvalószínűbb számot, és mellé az alsó és felső határt úgy, hogy húsz hasonló becslésből tizenkilencszer ezen belül legyen a valódi arány.</w:t>
             </w:r>
           </w:p>
           <w:p>
@@ -5753,48 +6197,57 @@
                 <w:i w:val="0"/>
                 <w:sz w:val="21"/>
               </w:rPr>
-              <w:t>B változat (az izmok kifelé nyomják az ujjat):  ________ sikeres a százból</w:t>
-            </w:r>
-          </w:p>
-        </w:tc>
-      </w:tr>
-      <w:tr>
-        <w:tc>
-          <w:tcPr>
-            <w:tcW w:type="dxa" w:w="2835"/>
-            <w:shd w:val="clear" w:color="auto" w:fill="F2F2F0"/>
-          </w:tcPr>
-          <w:p>
-            <w:pPr>
-              <w:spacing w:after="20"/>
-            </w:pPr>
-            <w:r/>
-            <w:r>
-              <w:rPr>
-                <w:b/>
-                <w:i w:val="0"/>
-                <w:sz w:val="20"/>
-              </w:rPr>
-              <w:t>Mekkora lehet a különbség a két csoport között?</w:t>
-            </w:r>
-          </w:p>
-        </w:tc>
-        <w:tc>
-          <w:tcPr>
-            <w:tcW w:type="dxa" w:w="7030"/>
-          </w:tcPr>
-          <w:p>
-            <w:pPr>
-              <w:spacing w:after="20"/>
-            </w:pPr>
-            <w:r/>
+            </w:r>
+          </w:p>
+          <w:p>
+            <w:pPr>
+              <w:spacing w:after="20"/>
+            </w:pPr>
             <w:r>
               <w:rPr>
                 <w:b w:val="0"/>
                 <w:i w:val="0"/>
                 <w:sz w:val="21"/>
               </w:rPr>
-              <w:t>legalább ________   –   legfeljebb ________ beteg</w:t>
+              <w:t>A változat (az izmok az ujjat az állcsonthoz préselik):   legalább ______   legvalószínűbb ______   legfeljebb ______   sikeres a százból</w:t>
+            </w:r>
+          </w:p>
+          <w:p>
+            <w:pPr>
+              <w:spacing w:after="20"/>
+            </w:pPr>
+            <w:r>
+              <w:rPr>
+                <w:b w:val="0"/>
+                <w:i w:val="0"/>
+                <w:sz w:val="21"/>
+              </w:rPr>
+              <w:t>B változat (az izmok kifelé nyomják az ujjat):   legalább ______   legvalószínűbb ______   legfeljebb ______   sikeres a százból</w:t>
+            </w:r>
+          </w:p>
+          <w:p>
+            <w:pPr>
+              <w:spacing w:after="20"/>
+            </w:pPr>
+            <w:r>
+              <w:rPr>
+                <w:b w:val="0"/>
+                <w:i w:val="0"/>
+                <w:sz w:val="21"/>
+              </w:rPr>
+            </w:r>
+          </w:p>
+          <w:p>
+            <w:pPr>
+              <w:spacing w:after="20"/>
+            </w:pPr>
+            <w:r>
+              <w:rPr>
+                <w:b w:val="0"/>
+                <w:i w:val="0"/>
+                <w:sz w:val="21"/>
+              </w:rPr>
+              <w:t>☐ A nagyságát nem tudom megbecsülni (csak az irányt jelölöm)</w:t>
             </w:r>
           </w:p>
         </w:tc>
@@ -6064,7 +6517,7 @@
                 <w:i w:val="0"/>
                 <w:sz w:val="20"/>
               </w:rPr>
-              <w:t>Mennyire biztos ebben? *</w:t>
+              <w:t>Mennyire biztos abban, hogy valóban ez az irány igaz, és nem a fordítottja? *</w:t>
             </w:r>
           </w:p>
         </w:tc>
@@ -6105,7 +6558,7 @@
                 <w:i w:val="0"/>
                 <w:sz w:val="20"/>
               </w:rPr>
-              <w:t>Száz beteg</w:t>
+              <w:t>Száz beteg: a legvalószínűbb szám és a határok</w:t>
             </w:r>
           </w:p>
         </w:tc>
@@ -6124,7 +6577,7 @@
                 <w:i w:val="0"/>
                 <w:sz w:val="21"/>
               </w:rPr>
-              <w:t>A változat (feszes ínnyel fedett, jó alakú, mozdulatlan tuberculum):  ________ sikeres a százból</w:t>
+              <w:t>Képzeljen el 100 beteget az egyik és 100 beteget a másik változattal, egyébként hasonló betegeket. Hánynak lesz sikeres a fogsora? Írja be a legvalószínűbb számot, és mellé az alsó és felső határt úgy, hogy húsz hasonló becslésből tizenkilencszer ezen belül legyen a valódi arány.</w:t>
             </w:r>
           </w:p>
           <w:p>
@@ -6137,48 +6590,57 @@
                 <w:i w:val="0"/>
                 <w:sz w:val="21"/>
               </w:rPr>
-              <w:t>B változat (fedetlen, plicaszerű, mozgékony tuberculum):  ________ sikeres a százból</w:t>
-            </w:r>
-          </w:p>
-        </w:tc>
-      </w:tr>
-      <w:tr>
-        <w:tc>
-          <w:tcPr>
-            <w:tcW w:type="dxa" w:w="2835"/>
-            <w:shd w:val="clear" w:color="auto" w:fill="F2F2F0"/>
-          </w:tcPr>
-          <w:p>
-            <w:pPr>
-              <w:spacing w:after="20"/>
-            </w:pPr>
-            <w:r/>
-            <w:r>
-              <w:rPr>
-                <w:b/>
-                <w:i w:val="0"/>
-                <w:sz w:val="20"/>
-              </w:rPr>
-              <w:t>Mekkora lehet a különbség a két csoport között?</w:t>
-            </w:r>
-          </w:p>
-        </w:tc>
-        <w:tc>
-          <w:tcPr>
-            <w:tcW w:type="dxa" w:w="7030"/>
-          </w:tcPr>
-          <w:p>
-            <w:pPr>
-              <w:spacing w:after="20"/>
-            </w:pPr>
-            <w:r/>
+            </w:r>
+          </w:p>
+          <w:p>
+            <w:pPr>
+              <w:spacing w:after="20"/>
+            </w:pPr>
             <w:r>
               <w:rPr>
                 <w:b w:val="0"/>
                 <w:i w:val="0"/>
                 <w:sz w:val="21"/>
               </w:rPr>
-              <w:t>legalább ________   –   legfeljebb ________ beteg</w:t>
+              <w:t>A változat (feszes ínnyel fedett, jó alakú, mozdulatlan tuberculum):   legalább ______   legvalószínűbb ______   legfeljebb ______   sikeres a százból</w:t>
+            </w:r>
+          </w:p>
+          <w:p>
+            <w:pPr>
+              <w:spacing w:after="20"/>
+            </w:pPr>
+            <w:r>
+              <w:rPr>
+                <w:b w:val="0"/>
+                <w:i w:val="0"/>
+                <w:sz w:val="21"/>
+              </w:rPr>
+              <w:t>B változat (fedetlen, plicaszerű, mozgékony tuberculum):   legalább ______   legvalószínűbb ______   legfeljebb ______   sikeres a százból</w:t>
+            </w:r>
+          </w:p>
+          <w:p>
+            <w:pPr>
+              <w:spacing w:after="20"/>
+            </w:pPr>
+            <w:r>
+              <w:rPr>
+                <w:b w:val="0"/>
+                <w:i w:val="0"/>
+                <w:sz w:val="21"/>
+              </w:rPr>
+            </w:r>
+          </w:p>
+          <w:p>
+            <w:pPr>
+              <w:spacing w:after="20"/>
+            </w:pPr>
+            <w:r>
+              <w:rPr>
+                <w:b w:val="0"/>
+                <w:i w:val="0"/>
+                <w:sz w:val="21"/>
+              </w:rPr>
+              <w:t>☐ A nagyságát nem tudom megbecsülni (csak az irányt jelölöm)</w:t>
             </w:r>
           </w:p>
         </w:tc>
@@ -6456,7 +6918,7 @@
                 <w:i w:val="0"/>
                 <w:sz w:val="20"/>
               </w:rPr>
-              <w:t>Mennyire biztos ebben? *</w:t>
+              <w:t>Mennyire biztos abban, hogy valóban ez az irány igaz, és nem a fordítottja? *</w:t>
             </w:r>
           </w:p>
         </w:tc>
@@ -6497,7 +6959,7 @@
                 <w:i w:val="0"/>
                 <w:sz w:val="20"/>
               </w:rPr>
-              <w:t>Száz beteg</w:t>
+              <w:t>Száz beteg: a legvalószínűbb szám és a határok</w:t>
             </w:r>
           </w:p>
         </w:tc>
@@ -6516,7 +6978,7 @@
                 <w:i w:val="0"/>
                 <w:sz w:val="21"/>
               </w:rPr>
-              <w:t>A változat (Angle I., szabályos helyzet):  ________ sikeres a százból</w:t>
+              <w:t>Képzeljen el 100 beteget az egyik és 100 beteget a másik változattal, egyébként hasonló betegeket. Hánynak lesz sikeres a fogsora? Írja be a legvalószínűbb számot, és mellé az alsó és felső határt úgy, hogy húsz hasonló becslésből tizenkilencszer ezen belül legyen a valódi arány.</w:t>
             </w:r>
           </w:p>
           <w:p>
@@ -6529,48 +6991,57 @@
                 <w:i w:val="0"/>
                 <w:sz w:val="21"/>
               </w:rPr>
-              <w:t>B változat (Angle II. vagy III., eltérő helyzet):  ________ sikeres a százból</w:t>
-            </w:r>
-          </w:p>
-        </w:tc>
-      </w:tr>
-      <w:tr>
-        <w:tc>
-          <w:tcPr>
-            <w:tcW w:type="dxa" w:w="2835"/>
-            <w:shd w:val="clear" w:color="auto" w:fill="F2F2F0"/>
-          </w:tcPr>
-          <w:p>
-            <w:pPr>
-              <w:spacing w:after="20"/>
-            </w:pPr>
-            <w:r/>
-            <w:r>
-              <w:rPr>
-                <w:b/>
-                <w:i w:val="0"/>
-                <w:sz w:val="20"/>
-              </w:rPr>
-              <w:t>Mekkora lehet a különbség a két csoport között?</w:t>
-            </w:r>
-          </w:p>
-        </w:tc>
-        <w:tc>
-          <w:tcPr>
-            <w:tcW w:type="dxa" w:w="7030"/>
-          </w:tcPr>
-          <w:p>
-            <w:pPr>
-              <w:spacing w:after="20"/>
-            </w:pPr>
-            <w:r/>
+            </w:r>
+          </w:p>
+          <w:p>
+            <w:pPr>
+              <w:spacing w:after="20"/>
+            </w:pPr>
             <w:r>
               <w:rPr>
                 <w:b w:val="0"/>
                 <w:i w:val="0"/>
                 <w:sz w:val="21"/>
               </w:rPr>
-              <w:t>legalább ________   –   legfeljebb ________ beteg</w:t>
+              <w:t>A változat (Angle I., szabályos helyzet):   legalább ______   legvalószínűbb ______   legfeljebb ______   sikeres a százból</w:t>
+            </w:r>
+          </w:p>
+          <w:p>
+            <w:pPr>
+              <w:spacing w:after="20"/>
+            </w:pPr>
+            <w:r>
+              <w:rPr>
+                <w:b w:val="0"/>
+                <w:i w:val="0"/>
+                <w:sz w:val="21"/>
+              </w:rPr>
+              <w:t>B változat (Angle II. vagy III., eltérő helyzet):   legalább ______   legvalószínűbb ______   legfeljebb ______   sikeres a százból</w:t>
+            </w:r>
+          </w:p>
+          <w:p>
+            <w:pPr>
+              <w:spacing w:after="20"/>
+            </w:pPr>
+            <w:r>
+              <w:rPr>
+                <w:b w:val="0"/>
+                <w:i w:val="0"/>
+                <w:sz w:val="21"/>
+              </w:rPr>
+            </w:r>
+          </w:p>
+          <w:p>
+            <w:pPr>
+              <w:spacing w:after="20"/>
+            </w:pPr>
+            <w:r>
+              <w:rPr>
+                <w:b w:val="0"/>
+                <w:i w:val="0"/>
+                <w:sz w:val="21"/>
+              </w:rPr>
+              <w:t>☐ A nagyságát nem tudom megbecsülni (csak az irányt jelölöm)</w:t>
             </w:r>
           </w:p>
         </w:tc>
@@ -6840,7 +7311,7 @@
                 <w:i w:val="0"/>
                 <w:sz w:val="20"/>
               </w:rPr>
-              <w:t>Mennyire biztos ebben? *</w:t>
+              <w:t>Mennyire biztos abban, hogy valóban ez az irány igaz, és nem a fordítottja? *</w:t>
             </w:r>
           </w:p>
         </w:tc>
@@ -6881,7 +7352,7 @@
                 <w:i w:val="0"/>
                 <w:sz w:val="20"/>
               </w:rPr>
-              <w:t>Száz beteg</w:t>
+              <w:t>Száz beteg: a legvalószínűbb szám és a határok</w:t>
             </w:r>
           </w:p>
         </w:tc>
@@ -6900,7 +7371,7 @@
                 <w:i w:val="0"/>
                 <w:sz w:val="21"/>
               </w:rPr>
-              <w:t>A változat (puhán elődomborodó szájfenék):  ________ sikeres a százból</w:t>
+              <w:t>Képzeljen el 100 beteget az egyik és 100 beteget a másik változattal, egyébként hasonló betegeket. Hánynak lesz sikeres a fogsora? Írja be a legvalószínűbb számot, és mellé az alsó és felső határt úgy, hogy húsz hasonló becslésből tizenkilencszer ezen belül legyen a valódi arány.</w:t>
             </w:r>
           </w:p>
           <w:p>
@@ -6913,48 +7384,57 @@
                 <w:i w:val="0"/>
                 <w:sz w:val="21"/>
               </w:rPr>
-              <w:t>B változat (tömött, elődomborodó szájfenék):  ________ sikeres a százból</w:t>
-            </w:r>
-          </w:p>
-        </w:tc>
-      </w:tr>
-      <w:tr>
-        <w:tc>
-          <w:tcPr>
-            <w:tcW w:type="dxa" w:w="2835"/>
-            <w:shd w:val="clear" w:color="auto" w:fill="F2F2F0"/>
-          </w:tcPr>
-          <w:p>
-            <w:pPr>
-              <w:spacing w:after="20"/>
-            </w:pPr>
-            <w:r/>
-            <w:r>
-              <w:rPr>
-                <w:b/>
-                <w:i w:val="0"/>
-                <w:sz w:val="20"/>
-              </w:rPr>
-              <w:t>Mekkora lehet a különbség a két csoport között?</w:t>
-            </w:r>
-          </w:p>
-        </w:tc>
-        <w:tc>
-          <w:tcPr>
-            <w:tcW w:type="dxa" w:w="7030"/>
-          </w:tcPr>
-          <w:p>
-            <w:pPr>
-              <w:spacing w:after="20"/>
-            </w:pPr>
-            <w:r/>
+            </w:r>
+          </w:p>
+          <w:p>
+            <w:pPr>
+              <w:spacing w:after="20"/>
+            </w:pPr>
             <w:r>
               <w:rPr>
                 <w:b w:val="0"/>
                 <w:i w:val="0"/>
                 <w:sz w:val="21"/>
               </w:rPr>
-              <w:t>legalább ________   –   legfeljebb ________ beteg</w:t>
+              <w:t>A változat (puhán elődomborodó szájfenék):   legalább ______   legvalószínűbb ______   legfeljebb ______   sikeres a százból</w:t>
+            </w:r>
+          </w:p>
+          <w:p>
+            <w:pPr>
+              <w:spacing w:after="20"/>
+            </w:pPr>
+            <w:r>
+              <w:rPr>
+                <w:b w:val="0"/>
+                <w:i w:val="0"/>
+                <w:sz w:val="21"/>
+              </w:rPr>
+              <w:t>B változat (tömött, elődomborodó szájfenék):   legalább ______   legvalószínűbb ______   legfeljebb ______   sikeres a százból</w:t>
+            </w:r>
+          </w:p>
+          <w:p>
+            <w:pPr>
+              <w:spacing w:after="20"/>
+            </w:pPr>
+            <w:r>
+              <w:rPr>
+                <w:b w:val="0"/>
+                <w:i w:val="0"/>
+                <w:sz w:val="21"/>
+              </w:rPr>
+            </w:r>
+          </w:p>
+          <w:p>
+            <w:pPr>
+              <w:spacing w:after="20"/>
+            </w:pPr>
+            <w:r>
+              <w:rPr>
+                <w:b w:val="0"/>
+                <w:i w:val="0"/>
+                <w:sz w:val="21"/>
+              </w:rPr>
+              <w:t>☐ A nagyságát nem tudom megbecsülni (csak az irányt jelölöm)</w:t>
             </w:r>
           </w:p>
         </w:tc>
@@ -7219,7 +7699,7 @@
                 <w:i w:val="0"/>
                 <w:sz w:val="20"/>
               </w:rPr>
-              <w:t>Mennyire biztos ebben? *</w:t>
+              <w:t>Mennyire biztos abban, hogy valóban ez az irány igaz, és nem a fordítottja? *</w:t>
             </w:r>
           </w:p>
         </w:tc>
@@ -7260,7 +7740,7 @@
                 <w:i w:val="0"/>
                 <w:sz w:val="20"/>
               </w:rPr>
-              <w:t>Száz beteg</w:t>
+              <w:t>Száz beteg: a legvalószínűbb szám és a határok</w:t>
             </w:r>
           </w:p>
         </w:tc>
@@ -7279,7 +7759,7 @@
                 <w:i w:val="0"/>
                 <w:sz w:val="21"/>
               </w:rPr>
-              <w:t>A változat (nem tapintható):  ________ sikeres a százból</w:t>
+              <w:t>Képzeljen el 100 beteget az egyik és 100 beteget a másik változattal, egyébként hasonló betegeket. Hánynak lesz sikeres a fogsora? Írja be a legvalószínűbb számot, és mellé az alsó és felső határt úgy, hogy húsz hasonló becslésből tizenkilencszer ezen belül legyen a valódi arány.</w:t>
             </w:r>
           </w:p>
           <w:p>
@@ -7292,48 +7772,57 @@
                 <w:i w:val="0"/>
                 <w:sz w:val="21"/>
               </w:rPr>
-              <w:t>B változat (tapintható vagy nyomásra érzékeny):  ________ sikeres a százból</w:t>
-            </w:r>
-          </w:p>
-        </w:tc>
-      </w:tr>
-      <w:tr>
-        <w:tc>
-          <w:tcPr>
-            <w:tcW w:type="dxa" w:w="2835"/>
-            <w:shd w:val="clear" w:color="auto" w:fill="F2F2F0"/>
-          </w:tcPr>
-          <w:p>
-            <w:pPr>
-              <w:spacing w:after="20"/>
-            </w:pPr>
-            <w:r/>
-            <w:r>
-              <w:rPr>
-                <w:b/>
-                <w:i w:val="0"/>
-                <w:sz w:val="20"/>
-              </w:rPr>
-              <w:t>Mekkora lehet a különbség a két csoport között?</w:t>
-            </w:r>
-          </w:p>
-        </w:tc>
-        <w:tc>
-          <w:tcPr>
-            <w:tcW w:type="dxa" w:w="7030"/>
-          </w:tcPr>
-          <w:p>
-            <w:pPr>
-              <w:spacing w:after="20"/>
-            </w:pPr>
-            <w:r/>
+            </w:r>
+          </w:p>
+          <w:p>
+            <w:pPr>
+              <w:spacing w:after="20"/>
+            </w:pPr>
             <w:r>
               <w:rPr>
                 <w:b w:val="0"/>
                 <w:i w:val="0"/>
                 <w:sz w:val="21"/>
               </w:rPr>
-              <w:t>legalább ________   –   legfeljebb ________ beteg</w:t>
+              <w:t>A változat (nem tapintható):   legalább ______   legvalószínűbb ______   legfeljebb ______   sikeres a százból</w:t>
+            </w:r>
+          </w:p>
+          <w:p>
+            <w:pPr>
+              <w:spacing w:after="20"/>
+            </w:pPr>
+            <w:r>
+              <w:rPr>
+                <w:b w:val="0"/>
+                <w:i w:val="0"/>
+                <w:sz w:val="21"/>
+              </w:rPr>
+              <w:t>B változat (tapintható vagy nyomásra érzékeny):   legalább ______   legvalószínűbb ______   legfeljebb ______   sikeres a százból</w:t>
+            </w:r>
+          </w:p>
+          <w:p>
+            <w:pPr>
+              <w:spacing w:after="20"/>
+            </w:pPr>
+            <w:r>
+              <w:rPr>
+                <w:b w:val="0"/>
+                <w:i w:val="0"/>
+                <w:sz w:val="21"/>
+              </w:rPr>
+            </w:r>
+          </w:p>
+          <w:p>
+            <w:pPr>
+              <w:spacing w:after="20"/>
+            </w:pPr>
+            <w:r>
+              <w:rPr>
+                <w:b w:val="0"/>
+                <w:i w:val="0"/>
+                <w:sz w:val="21"/>
+              </w:rPr>
+              <w:t>☐ A nagyságát nem tudom megbecsülni (csak az irányt jelölöm)</w:t>
             </w:r>
           </w:p>
         </w:tc>

--- a/PREDICT_szakertoi_prior_urlap.docx
+++ b/PREDICT_szakertoi_prior_urlap.docx
@@ -381,7 +381,7 @@
           <w:b w:val="0"/>
           <w:i w:val="0"/>
         </w:rPr>
-        <w:t>Nincs jó vagy rossz válasz. Nem a tankönyvre, hanem az Ön saját, betegekkel szerzett tapasztalatára vagyunk kíváncsiak, akkor is, ha az eltér a tanultaktól. Ha valamiben bizonytalan, jelölje azt, ne találgasson: a bizonytalanság is fontos információ. A kitöltés körülbelül 25–35 perc.</w:t>
+        <w:t>Nincs jó vagy rossz válasz. Nem a tankönyvre, hanem az Ön saját, betegekkel szerzett tapasztalatára vagyunk kíváncsiak, akkor is, ha az eltér a tanultaktól. Ha valamiben bizonytalan, jelölje azt, ne találgasson: a bizonytalanság is fontos információ. A kitöltés körülbelül 35–45 perc.</w:t>
       </w:r>
     </w:p>
     <w:p>
@@ -611,7 +611,7 @@
           <w:b w:val="0"/>
           <w:i w:val="0"/>
         </w:rPr>
-        <w:t>Adottság: a felső gerinc magassága. A kolléga szerint az alacsony gerinc a rosszabb, és ebben 90 %-ig biztos. Száz magas gerincű betegből szerinte 85-nek lesz sikeres a fogsora; a valódi arány szerinte legalább 75, legfeljebb 92 lehet. Száz alacsony gerincűből 60-nak; legalább 45, legfeljebb 72. A legvalószínűbb számok tehát 85 és 60, a sávok pedig azt mutatják, mennyire biztos a két aránybban.</w:t>
+        <w:t>Adottság: a felső gerinc magassága. A kolléga szerint az alacsony gerinc a rosszabb, és ebben 90 %-ig biztos. Száz magas gerincű betegből szerinte 85-nek lesz sikeres a fogsora; a valódi arány szerinte legalább 75, legfeljebb 92 lehet. Száz alacsony gerincűből 60-nak; legalább 45, legfeljebb 72. A legvalószínűbb számok tehát 85 és 60, a sávok pedig azt mutatják, mennyire biztos a két arányban.</w:t>
       </w:r>
     </w:p>
     <w:p>

--- a/PREDICT_szakertoi_prior_urlap.docx
+++ b/PREDICT_szakertoi_prior_urlap.docx
@@ -398,7 +398,7 @@
           <w:b/>
           <w:i w:val="0"/>
         </w:rPr>
-        <w:t>Sikeres a fogsor, ha a beteg az átadás utáni fél évben rendszeresen hordja, tud vele enni, nincs komoly fájdalma vagy nyomási panasza, és elégedett vele.</w:t>
+        <w:t>Sikeres a fogsor, ha három hónappal az átadás után a beteg a régi fogsorához képest érezhetően javult: jobban rág a rágástesztben, és jobb a szájegészséggel kapcsolatos életminősége a két kérdőívben (OHIP, GOHAI). Ezt a három mérés együttes, klinikailag érzékelhető javulásaként állapítjuk meg; a fogsor rendszeres hordása és a beteg elégedettsége ebben tükröződik.</w:t>
       </w:r>
     </w:p>
     <w:p>

--- a/PREDICT_szakertoi_prior_urlap.docx
+++ b/PREDICT_szakertoi_prior_urlap.docx
@@ -398,7 +398,7 @@
           <w:b/>
           <w:i w:val="0"/>
         </w:rPr>
-        <w:t>Sikeres a fogsor, ha három hónappal az átadás után a beteg a régi fogsorához képest érezhetően javult: jobban rág a rágástesztben, és jobb a szájegészséggel kapcsolatos életminősége a két kérdőívben (OHIP, GOHAI). Ezt a három mérés együttes, klinikailag érzékelhető javulásaként állapítjuk meg; a fogsor rendszeres hordása és a beteg elégedettsége ebben tükröződik.</w:t>
+        <w:t>Sikeres a fogsor, ha három hónappal az átadás után a beteg a régi fogsorához képest együttesen, klinikailag érzékelhetően javult a rágástesztben és a két életminőség-kérdőívben (OHIP, GOHAI), és egyik mérésben sem romlott érdemben. A három mérés javulását együtt számítjuk: átlagosan legalább egy klinikailag érzékelhető lépés, romlás nélkül; a fogsor rendszeres hordása és a beteg elégedettsége ebben tükröződik.</w:t>
       </w:r>
     </w:p>
     <w:p>

--- a/PREDICT_szakertoi_prior_urlap.docx
+++ b/PREDICT_szakertoi_prior_urlap.docx
@@ -2762,7 +2762,7 @@
                 <w:i w:val="0"/>
                 <w:sz w:val="21"/>
               </w:rPr>
-              <w:t>A gipszmintán mérjük a gerincív szögét: a nagyobb szög szögletesebb, a kisebb hegyesebb, V-alakú ívet jelent.</w:t>
+              <w:t>A gipszmintán mérjük: a tuber – locus caninus – papilla incisiva pontok által bezárt szög, mindkét oldalon, a két oldal átlaga. A nagyobb szög szögletesebb, széles, a kisebb hegyesebb, V-alakú ívet jelent.</w:t>
             </w:r>
           </w:p>
         </w:tc>

--- a/PREDICT_szakertoi_prior_urlap.docx
+++ b/PREDICT_szakertoi_prior_urlap.docx
@@ -1818,7 +1818,45 @@
                 <w:i w:val="0"/>
                 <w:sz w:val="21"/>
               </w:rPr>
-              <w:t>☐ A nagyságát nem tudom megbecsülni (csak az irányt jelölöm)</w:t>
+              <w:t>Ha nincs érdemi különbség: 100 ilyen betegből hány sikeres, akármelyik változattal? A legvalószínűbb szám és a határok itt is kellenek.</w:t>
+            </w:r>
+          </w:p>
+          <w:p>
+            <w:pPr>
+              <w:spacing w:after="20"/>
+            </w:pPr>
+            <w:r>
+              <w:rPr>
+                <w:b w:val="0"/>
+                <w:i w:val="0"/>
+                <w:sz w:val="21"/>
+              </w:rPr>
+              <w:t>Mindkét változatnál:   legalább ______   legvalószínűbb ______   legfeljebb ______   sikeres a százból</w:t>
+            </w:r>
+          </w:p>
+          <w:p>
+            <w:pPr>
+              <w:spacing w:after="20"/>
+            </w:pPr>
+            <w:r>
+              <w:rPr>
+                <w:b w:val="0"/>
+                <w:i w:val="0"/>
+                <w:sz w:val="21"/>
+              </w:rPr>
+            </w:r>
+          </w:p>
+          <w:p>
+            <w:pPr>
+              <w:spacing w:after="20"/>
+            </w:pPr>
+            <w:r>
+              <w:rPr>
+                <w:b w:val="0"/>
+                <w:i w:val="0"/>
+                <w:sz w:val="21"/>
+              </w:rPr>
+              <w:t>☐ A nagyságát nem tudom megbecsülni (csak az irányt jelölöm)     „Nem tudom megítélni” választásnál számot nem kérünk.</w:t>
             </w:r>
           </w:p>
         </w:tc>
@@ -2219,7 +2257,45 @@
                 <w:i w:val="0"/>
                 <w:sz w:val="21"/>
               </w:rPr>
-              <w:t>☐ A nagyságát nem tudom megbecsülni (csak az irányt jelölöm)</w:t>
+              <w:t>Ha nincs érdemi különbség: 100 ilyen betegből hány sikeres, akármelyik változattal? A legvalószínűbb szám és a határok itt is kellenek.</w:t>
+            </w:r>
+          </w:p>
+          <w:p>
+            <w:pPr>
+              <w:spacing w:after="20"/>
+            </w:pPr>
+            <w:r>
+              <w:rPr>
+                <w:b w:val="0"/>
+                <w:i w:val="0"/>
+                <w:sz w:val="21"/>
+              </w:rPr>
+              <w:t>Mindkét változatnál:   legalább ______   legvalószínűbb ______   legfeljebb ______   sikeres a százból</w:t>
+            </w:r>
+          </w:p>
+          <w:p>
+            <w:pPr>
+              <w:spacing w:after="20"/>
+            </w:pPr>
+            <w:r>
+              <w:rPr>
+                <w:b w:val="0"/>
+                <w:i w:val="0"/>
+                <w:sz w:val="21"/>
+              </w:rPr>
+            </w:r>
+          </w:p>
+          <w:p>
+            <w:pPr>
+              <w:spacing w:after="20"/>
+            </w:pPr>
+            <w:r>
+              <w:rPr>
+                <w:b w:val="0"/>
+                <w:i w:val="0"/>
+                <w:sz w:val="21"/>
+              </w:rPr>
+              <w:t>☐ A nagyságát nem tudom megbecsülni (csak az irányt jelölöm)     „Nem tudom megítélni” választásnál számot nem kérünk.</w:t>
             </w:r>
           </w:p>
         </w:tc>
@@ -2599,7 +2675,45 @@
                 <w:i w:val="0"/>
                 <w:sz w:val="21"/>
               </w:rPr>
-              <w:t>☐ A nagyságát nem tudom megbecsülni (csak az irányt jelölöm)</w:t>
+              <w:t>Ha nincs érdemi különbség: 100 ilyen betegből hány sikeres, akármelyik változattal? A legvalószínűbb szám és a határok itt is kellenek.</w:t>
+            </w:r>
+          </w:p>
+          <w:p>
+            <w:pPr>
+              <w:spacing w:after="20"/>
+            </w:pPr>
+            <w:r>
+              <w:rPr>
+                <w:b w:val="0"/>
+                <w:i w:val="0"/>
+                <w:sz w:val="21"/>
+              </w:rPr>
+              <w:t>Mindkét változatnál:   legalább ______   legvalószínűbb ______   legfeljebb ______   sikeres a százból</w:t>
+            </w:r>
+          </w:p>
+          <w:p>
+            <w:pPr>
+              <w:spacing w:after="20"/>
+            </w:pPr>
+            <w:r>
+              <w:rPr>
+                <w:b w:val="0"/>
+                <w:i w:val="0"/>
+                <w:sz w:val="21"/>
+              </w:rPr>
+            </w:r>
+          </w:p>
+          <w:p>
+            <w:pPr>
+              <w:spacing w:after="20"/>
+            </w:pPr>
+            <w:r>
+              <w:rPr>
+                <w:b w:val="0"/>
+                <w:i w:val="0"/>
+                <w:sz w:val="21"/>
+              </w:rPr>
+              <w:t>☐ A nagyságát nem tudom megbecsülni (csak az irányt jelölöm)     „Nem tudom megítélni” választásnál számot nem kérünk.</w:t>
             </w:r>
           </w:p>
         </w:tc>
@@ -2974,7 +3088,45 @@
                 <w:i w:val="0"/>
                 <w:sz w:val="21"/>
               </w:rPr>
-              <w:t>☐ A nagyságát nem tudom megbecsülni (csak az irányt jelölöm)</w:t>
+              <w:t>Ha nincs érdemi különbség: 100 ilyen betegből hány sikeres, akármelyik változattal? A legvalószínűbb szám és a határok itt is kellenek.</w:t>
+            </w:r>
+          </w:p>
+          <w:p>
+            <w:pPr>
+              <w:spacing w:after="20"/>
+            </w:pPr>
+            <w:r>
+              <w:rPr>
+                <w:b w:val="0"/>
+                <w:i w:val="0"/>
+                <w:sz w:val="21"/>
+              </w:rPr>
+              <w:t>Mindkét változatnál:   legalább ______   legvalószínűbb ______   legfeljebb ______   sikeres a százból</w:t>
+            </w:r>
+          </w:p>
+          <w:p>
+            <w:pPr>
+              <w:spacing w:after="20"/>
+            </w:pPr>
+            <w:r>
+              <w:rPr>
+                <w:b w:val="0"/>
+                <w:i w:val="0"/>
+                <w:sz w:val="21"/>
+              </w:rPr>
+            </w:r>
+          </w:p>
+          <w:p>
+            <w:pPr>
+              <w:spacing w:after="20"/>
+            </w:pPr>
+            <w:r>
+              <w:rPr>
+                <w:b w:val="0"/>
+                <w:i w:val="0"/>
+                <w:sz w:val="21"/>
+              </w:rPr>
+              <w:t>☐ A nagyságát nem tudom megbecsülni (csak az irányt jelölöm)     „Nem tudom megítélni” választásnál számot nem kérünk.</w:t>
             </w:r>
           </w:p>
         </w:tc>
@@ -3354,7 +3506,45 @@
                 <w:i w:val="0"/>
                 <w:sz w:val="21"/>
               </w:rPr>
-              <w:t>☐ A nagyságát nem tudom megbecsülni (csak az irányt jelölöm)</w:t>
+              <w:t>Ha nincs érdemi különbség: 100 ilyen betegből hány sikeres, akármelyik változattal? A legvalószínűbb szám és a határok itt is kellenek.</w:t>
+            </w:r>
+          </w:p>
+          <w:p>
+            <w:pPr>
+              <w:spacing w:after="20"/>
+            </w:pPr>
+            <w:r>
+              <w:rPr>
+                <w:b w:val="0"/>
+                <w:i w:val="0"/>
+                <w:sz w:val="21"/>
+              </w:rPr>
+              <w:t>Mindkét változatnál:   legalább ______   legvalószínűbb ______   legfeljebb ______   sikeres a százból</w:t>
+            </w:r>
+          </w:p>
+          <w:p>
+            <w:pPr>
+              <w:spacing w:after="20"/>
+            </w:pPr>
+            <w:r>
+              <w:rPr>
+                <w:b w:val="0"/>
+                <w:i w:val="0"/>
+                <w:sz w:val="21"/>
+              </w:rPr>
+            </w:r>
+          </w:p>
+          <w:p>
+            <w:pPr>
+              <w:spacing w:after="20"/>
+            </w:pPr>
+            <w:r>
+              <w:rPr>
+                <w:b w:val="0"/>
+                <w:i w:val="0"/>
+                <w:sz w:val="21"/>
+              </w:rPr>
+              <w:t>☐ A nagyságát nem tudom megbecsülni (csak az irányt jelölöm)     „Nem tudom megítélni” választásnál számot nem kérünk.</w:t>
             </w:r>
           </w:p>
         </w:tc>
@@ -3768,7 +3958,45 @@
                 <w:i w:val="0"/>
                 <w:sz w:val="21"/>
               </w:rPr>
-              <w:t>☐ A nagyságát nem tudom megbecsülni (csak az irányt jelölöm)</w:t>
+              <w:t>Ha nincs érdemi különbség: 100 ilyen betegből hány sikeres, akármelyik változattal? A legvalószínűbb szám és a határok itt is kellenek.</w:t>
+            </w:r>
+          </w:p>
+          <w:p>
+            <w:pPr>
+              <w:spacing w:after="20"/>
+            </w:pPr>
+            <w:r>
+              <w:rPr>
+                <w:b w:val="0"/>
+                <w:i w:val="0"/>
+                <w:sz w:val="21"/>
+              </w:rPr>
+              <w:t>Mindkét változatnál:   legalább ______   legvalószínűbb ______   legfeljebb ______   sikeres a százból</w:t>
+            </w:r>
+          </w:p>
+          <w:p>
+            <w:pPr>
+              <w:spacing w:after="20"/>
+            </w:pPr>
+            <w:r>
+              <w:rPr>
+                <w:b w:val="0"/>
+                <w:i w:val="0"/>
+                <w:sz w:val="21"/>
+              </w:rPr>
+            </w:r>
+          </w:p>
+          <w:p>
+            <w:pPr>
+              <w:spacing w:after="20"/>
+            </w:pPr>
+            <w:r>
+              <w:rPr>
+                <w:b w:val="0"/>
+                <w:i w:val="0"/>
+                <w:sz w:val="21"/>
+              </w:rPr>
+              <w:t>☐ A nagyságát nem tudom megbecsülni (csak az irányt jelölöm)     „Nem tudom megítélni” választásnál számot nem kérünk.</w:t>
             </w:r>
           </w:p>
         </w:tc>
@@ -4202,7 +4430,45 @@
                 <w:i w:val="0"/>
                 <w:sz w:val="21"/>
               </w:rPr>
-              <w:t>☐ A nagyságát nem tudom megbecsülni (csak az irányt jelölöm)</w:t>
+              <w:t>Ha nincs érdemi különbség: 100 ilyen betegből hány sikeres, akármelyik változattal? A legvalószínűbb szám és a határok itt is kellenek.</w:t>
+            </w:r>
+          </w:p>
+          <w:p>
+            <w:pPr>
+              <w:spacing w:after="20"/>
+            </w:pPr>
+            <w:r>
+              <w:rPr>
+                <w:b w:val="0"/>
+                <w:i w:val="0"/>
+                <w:sz w:val="21"/>
+              </w:rPr>
+              <w:t>Mindkét változatnál:   legalább ______   legvalószínűbb ______   legfeljebb ______   sikeres a százból</w:t>
+            </w:r>
+          </w:p>
+          <w:p>
+            <w:pPr>
+              <w:spacing w:after="20"/>
+            </w:pPr>
+            <w:r>
+              <w:rPr>
+                <w:b w:val="0"/>
+                <w:i w:val="0"/>
+                <w:sz w:val="21"/>
+              </w:rPr>
+            </w:r>
+          </w:p>
+          <w:p>
+            <w:pPr>
+              <w:spacing w:after="20"/>
+            </w:pPr>
+            <w:r>
+              <w:rPr>
+                <w:b w:val="0"/>
+                <w:i w:val="0"/>
+                <w:sz w:val="21"/>
+              </w:rPr>
+              <w:t>☐ A nagyságát nem tudom megbecsülni (csak az irányt jelölöm)     „Nem tudom megítélni” választásnál számot nem kérünk.</w:t>
             </w:r>
           </w:p>
         </w:tc>
@@ -4590,7 +4856,45 @@
                 <w:i w:val="0"/>
                 <w:sz w:val="21"/>
               </w:rPr>
-              <w:t>☐ A nagyságát nem tudom megbecsülni (csak az irányt jelölöm)</w:t>
+              <w:t>Ha nincs érdemi különbség: 100 ilyen betegből hány sikeres, akármelyik változattal? A legvalószínűbb szám és a határok itt is kellenek.</w:t>
+            </w:r>
+          </w:p>
+          <w:p>
+            <w:pPr>
+              <w:spacing w:after="20"/>
+            </w:pPr>
+            <w:r>
+              <w:rPr>
+                <w:b w:val="0"/>
+                <w:i w:val="0"/>
+                <w:sz w:val="21"/>
+              </w:rPr>
+              <w:t>Mindkét változatnál:   legalább ______   legvalószínűbb ______   legfeljebb ______   sikeres a százból</w:t>
+            </w:r>
+          </w:p>
+          <w:p>
+            <w:pPr>
+              <w:spacing w:after="20"/>
+            </w:pPr>
+            <w:r>
+              <w:rPr>
+                <w:b w:val="0"/>
+                <w:i w:val="0"/>
+                <w:sz w:val="21"/>
+              </w:rPr>
+            </w:r>
+          </w:p>
+          <w:p>
+            <w:pPr>
+              <w:spacing w:after="20"/>
+            </w:pPr>
+            <w:r>
+              <w:rPr>
+                <w:b w:val="0"/>
+                <w:i w:val="0"/>
+                <w:sz w:val="21"/>
+              </w:rPr>
+              <w:t>☐ A nagyságát nem tudom megbecsülni (csak az irányt jelölöm)     „Nem tudom megítélni” választásnál számot nem kérünk.</w:t>
             </w:r>
           </w:p>
         </w:tc>
@@ -4983,7 +5287,45 @@
                 <w:i w:val="0"/>
                 <w:sz w:val="21"/>
               </w:rPr>
-              <w:t>☐ A nagyságát nem tudom megbecsülni (csak az irányt jelölöm)</w:t>
+              <w:t>Ha nincs érdemi különbség: 100 ilyen betegből hány sikeres, akármelyik változattal? A legvalószínűbb szám és a határok itt is kellenek.</w:t>
+            </w:r>
+          </w:p>
+          <w:p>
+            <w:pPr>
+              <w:spacing w:after="20"/>
+            </w:pPr>
+            <w:r>
+              <w:rPr>
+                <w:b w:val="0"/>
+                <w:i w:val="0"/>
+                <w:sz w:val="21"/>
+              </w:rPr>
+              <w:t>Mindkét változatnál:   legalább ______   legvalószínűbb ______   legfeljebb ______   sikeres a százból</w:t>
+            </w:r>
+          </w:p>
+          <w:p>
+            <w:pPr>
+              <w:spacing w:after="20"/>
+            </w:pPr>
+            <w:r>
+              <w:rPr>
+                <w:b w:val="0"/>
+                <w:i w:val="0"/>
+                <w:sz w:val="21"/>
+              </w:rPr>
+            </w:r>
+          </w:p>
+          <w:p>
+            <w:pPr>
+              <w:spacing w:after="20"/>
+            </w:pPr>
+            <w:r>
+              <w:rPr>
+                <w:b w:val="0"/>
+                <w:i w:val="0"/>
+                <w:sz w:val="21"/>
+              </w:rPr>
+              <w:t>☐ A nagyságát nem tudom megbecsülni (csak az irányt jelölöm)     „Nem tudom megítélni” választásnál számot nem kérünk.</w:t>
             </w:r>
           </w:p>
         </w:tc>
@@ -5466,7 +5808,45 @@
                 <w:i w:val="0"/>
                 <w:sz w:val="21"/>
               </w:rPr>
-              <w:t>☐ A nagyságát nem tudom megbecsülni (csak az irányt jelölöm)</w:t>
+              <w:t>Ha nincs érdemi különbség: 100 ilyen betegből hány sikeres, akármelyik változattal? A legvalószínűbb szám és a határok itt is kellenek.</w:t>
+            </w:r>
+          </w:p>
+          <w:p>
+            <w:pPr>
+              <w:spacing w:after="20"/>
+            </w:pPr>
+            <w:r>
+              <w:rPr>
+                <w:b w:val="0"/>
+                <w:i w:val="0"/>
+                <w:sz w:val="21"/>
+              </w:rPr>
+              <w:t>Mindkét változatnál:   legalább ______   legvalószínűbb ______   legfeljebb ______   sikeres a százból</w:t>
+            </w:r>
+          </w:p>
+          <w:p>
+            <w:pPr>
+              <w:spacing w:after="20"/>
+            </w:pPr>
+            <w:r>
+              <w:rPr>
+                <w:b w:val="0"/>
+                <w:i w:val="0"/>
+                <w:sz w:val="21"/>
+              </w:rPr>
+            </w:r>
+          </w:p>
+          <w:p>
+            <w:pPr>
+              <w:spacing w:after="20"/>
+            </w:pPr>
+            <w:r>
+              <w:rPr>
+                <w:b w:val="0"/>
+                <w:i w:val="0"/>
+                <w:sz w:val="21"/>
+              </w:rPr>
+              <w:t>☐ A nagyságát nem tudom megbecsülni (csak az irányt jelölöm)     „Nem tudom megítélni” választásnál számot nem kérünk.</w:t>
             </w:r>
           </w:p>
         </w:tc>
@@ -5859,7 +6239,45 @@
                 <w:i w:val="0"/>
                 <w:sz w:val="21"/>
               </w:rPr>
-              <w:t>☐ A nagyságát nem tudom megbecsülni (csak az irányt jelölöm)</w:t>
+              <w:t>Ha nincs érdemi különbség: 100 ilyen betegből hány sikeres, akármelyik változattal? A legvalószínűbb szám és a határok itt is kellenek.</w:t>
+            </w:r>
+          </w:p>
+          <w:p>
+            <w:pPr>
+              <w:spacing w:after="20"/>
+            </w:pPr>
+            <w:r>
+              <w:rPr>
+                <w:b w:val="0"/>
+                <w:i w:val="0"/>
+                <w:sz w:val="21"/>
+              </w:rPr>
+              <w:t>Mindkét változatnál:   legalább ______   legvalószínűbb ______   legfeljebb ______   sikeres a százból</w:t>
+            </w:r>
+          </w:p>
+          <w:p>
+            <w:pPr>
+              <w:spacing w:after="20"/>
+            </w:pPr>
+            <w:r>
+              <w:rPr>
+                <w:b w:val="0"/>
+                <w:i w:val="0"/>
+                <w:sz w:val="21"/>
+              </w:rPr>
+            </w:r>
+          </w:p>
+          <w:p>
+            <w:pPr>
+              <w:spacing w:after="20"/>
+            </w:pPr>
+            <w:r>
+              <w:rPr>
+                <w:b w:val="0"/>
+                <w:i w:val="0"/>
+                <w:sz w:val="21"/>
+              </w:rPr>
+              <w:t>☐ A nagyságát nem tudom megbecsülni (csak az irányt jelölöm)     „Nem tudom megítélni” választásnál számot nem kérünk.</w:t>
             </w:r>
           </w:p>
         </w:tc>
@@ -6247,7 +6665,45 @@
                 <w:i w:val="0"/>
                 <w:sz w:val="21"/>
               </w:rPr>
-              <w:t>☐ A nagyságát nem tudom megbecsülni (csak az irányt jelölöm)</w:t>
+              <w:t>Ha nincs érdemi különbség: 100 ilyen betegből hány sikeres, akármelyik változattal? A legvalószínűbb szám és a határok itt is kellenek.</w:t>
+            </w:r>
+          </w:p>
+          <w:p>
+            <w:pPr>
+              <w:spacing w:after="20"/>
+            </w:pPr>
+            <w:r>
+              <w:rPr>
+                <w:b w:val="0"/>
+                <w:i w:val="0"/>
+                <w:sz w:val="21"/>
+              </w:rPr>
+              <w:t>Mindkét változatnál:   legalább ______   legvalószínűbb ______   legfeljebb ______   sikeres a százból</w:t>
+            </w:r>
+          </w:p>
+          <w:p>
+            <w:pPr>
+              <w:spacing w:after="20"/>
+            </w:pPr>
+            <w:r>
+              <w:rPr>
+                <w:b w:val="0"/>
+                <w:i w:val="0"/>
+                <w:sz w:val="21"/>
+              </w:rPr>
+            </w:r>
+          </w:p>
+          <w:p>
+            <w:pPr>
+              <w:spacing w:after="20"/>
+            </w:pPr>
+            <w:r>
+              <w:rPr>
+                <w:b w:val="0"/>
+                <w:i w:val="0"/>
+                <w:sz w:val="21"/>
+              </w:rPr>
+              <w:t>☐ A nagyságát nem tudom megbecsülni (csak az irányt jelölöm)     „Nem tudom megítélni” választásnál számot nem kérünk.</w:t>
             </w:r>
           </w:p>
         </w:tc>
@@ -6640,7 +7096,45 @@
                 <w:i w:val="0"/>
                 <w:sz w:val="21"/>
               </w:rPr>
-              <w:t>☐ A nagyságát nem tudom megbecsülni (csak az irányt jelölöm)</w:t>
+              <w:t>Ha nincs érdemi különbség: 100 ilyen betegből hány sikeres, akármelyik változattal? A legvalószínűbb szám és a határok itt is kellenek.</w:t>
+            </w:r>
+          </w:p>
+          <w:p>
+            <w:pPr>
+              <w:spacing w:after="20"/>
+            </w:pPr>
+            <w:r>
+              <w:rPr>
+                <w:b w:val="0"/>
+                <w:i w:val="0"/>
+                <w:sz w:val="21"/>
+              </w:rPr>
+              <w:t>Mindkét változatnál:   legalább ______   legvalószínűbb ______   legfeljebb ______   sikeres a százból</w:t>
+            </w:r>
+          </w:p>
+          <w:p>
+            <w:pPr>
+              <w:spacing w:after="20"/>
+            </w:pPr>
+            <w:r>
+              <w:rPr>
+                <w:b w:val="0"/>
+                <w:i w:val="0"/>
+                <w:sz w:val="21"/>
+              </w:rPr>
+            </w:r>
+          </w:p>
+          <w:p>
+            <w:pPr>
+              <w:spacing w:after="20"/>
+            </w:pPr>
+            <w:r>
+              <w:rPr>
+                <w:b w:val="0"/>
+                <w:i w:val="0"/>
+                <w:sz w:val="21"/>
+              </w:rPr>
+              <w:t>☐ A nagyságát nem tudom megbecsülni (csak az irányt jelölöm)     „Nem tudom megítélni” választásnál számot nem kérünk.</w:t>
             </w:r>
           </w:p>
         </w:tc>
@@ -7041,7 +7535,45 @@
                 <w:i w:val="0"/>
                 <w:sz w:val="21"/>
               </w:rPr>
-              <w:t>☐ A nagyságát nem tudom megbecsülni (csak az irányt jelölöm)</w:t>
+              <w:t>Ha nincs érdemi különbség: 100 ilyen betegből hány sikeres, akármelyik változattal? A legvalószínűbb szám és a határok itt is kellenek.</w:t>
+            </w:r>
+          </w:p>
+          <w:p>
+            <w:pPr>
+              <w:spacing w:after="20"/>
+            </w:pPr>
+            <w:r>
+              <w:rPr>
+                <w:b w:val="0"/>
+                <w:i w:val="0"/>
+                <w:sz w:val="21"/>
+              </w:rPr>
+              <w:t>Mindkét változatnál:   legalább ______   legvalószínűbb ______   legfeljebb ______   sikeres a százból</w:t>
+            </w:r>
+          </w:p>
+          <w:p>
+            <w:pPr>
+              <w:spacing w:after="20"/>
+            </w:pPr>
+            <w:r>
+              <w:rPr>
+                <w:b w:val="0"/>
+                <w:i w:val="0"/>
+                <w:sz w:val="21"/>
+              </w:rPr>
+            </w:r>
+          </w:p>
+          <w:p>
+            <w:pPr>
+              <w:spacing w:after="20"/>
+            </w:pPr>
+            <w:r>
+              <w:rPr>
+                <w:b w:val="0"/>
+                <w:i w:val="0"/>
+                <w:sz w:val="21"/>
+              </w:rPr>
+              <w:t>☐ A nagyságát nem tudom megbecsülni (csak az irányt jelölöm)     „Nem tudom megítélni” választásnál számot nem kérünk.</w:t>
             </w:r>
           </w:p>
         </w:tc>
@@ -7434,7 +7966,45 @@
                 <w:i w:val="0"/>
                 <w:sz w:val="21"/>
               </w:rPr>
-              <w:t>☐ A nagyságát nem tudom megbecsülni (csak az irányt jelölöm)</w:t>
+              <w:t>Ha nincs érdemi különbség: 100 ilyen betegből hány sikeres, akármelyik változattal? A legvalószínűbb szám és a határok itt is kellenek.</w:t>
+            </w:r>
+          </w:p>
+          <w:p>
+            <w:pPr>
+              <w:spacing w:after="20"/>
+            </w:pPr>
+            <w:r>
+              <w:rPr>
+                <w:b w:val="0"/>
+                <w:i w:val="0"/>
+                <w:sz w:val="21"/>
+              </w:rPr>
+              <w:t>Mindkét változatnál:   legalább ______   legvalószínűbb ______   legfeljebb ______   sikeres a százból</w:t>
+            </w:r>
+          </w:p>
+          <w:p>
+            <w:pPr>
+              <w:spacing w:after="20"/>
+            </w:pPr>
+            <w:r>
+              <w:rPr>
+                <w:b w:val="0"/>
+                <w:i w:val="0"/>
+                <w:sz w:val="21"/>
+              </w:rPr>
+            </w:r>
+          </w:p>
+          <w:p>
+            <w:pPr>
+              <w:spacing w:after="20"/>
+            </w:pPr>
+            <w:r>
+              <w:rPr>
+                <w:b w:val="0"/>
+                <w:i w:val="0"/>
+                <w:sz w:val="21"/>
+              </w:rPr>
+              <w:t>☐ A nagyságát nem tudom megbecsülni (csak az irányt jelölöm)     „Nem tudom megítélni” választásnál számot nem kérünk.</w:t>
             </w:r>
           </w:p>
         </w:tc>
@@ -7822,7 +8392,45 @@
                 <w:i w:val="0"/>
                 <w:sz w:val="21"/>
               </w:rPr>
-              <w:t>☐ A nagyságát nem tudom megbecsülni (csak az irányt jelölöm)</w:t>
+              <w:t>Ha nincs érdemi különbség: 100 ilyen betegből hány sikeres, akármelyik változattal? A legvalószínűbb szám és a határok itt is kellenek.</w:t>
+            </w:r>
+          </w:p>
+          <w:p>
+            <w:pPr>
+              <w:spacing w:after="20"/>
+            </w:pPr>
+            <w:r>
+              <w:rPr>
+                <w:b w:val="0"/>
+                <w:i w:val="0"/>
+                <w:sz w:val="21"/>
+              </w:rPr>
+              <w:t>Mindkét változatnál:   legalább ______   legvalószínűbb ______   legfeljebb ______   sikeres a százból</w:t>
+            </w:r>
+          </w:p>
+          <w:p>
+            <w:pPr>
+              <w:spacing w:after="20"/>
+            </w:pPr>
+            <w:r>
+              <w:rPr>
+                <w:b w:val="0"/>
+                <w:i w:val="0"/>
+                <w:sz w:val="21"/>
+              </w:rPr>
+            </w:r>
+          </w:p>
+          <w:p>
+            <w:pPr>
+              <w:spacing w:after="20"/>
+            </w:pPr>
+            <w:r>
+              <w:rPr>
+                <w:b w:val="0"/>
+                <w:i w:val="0"/>
+                <w:sz w:val="21"/>
+              </w:rPr>
+              <w:t>☐ A nagyságát nem tudom megbecsülni (csak az irányt jelölöm)     „Nem tudom megítélni” választásnál számot nem kérünk.</w:t>
             </w:r>
           </w:p>
         </w:tc>

--- a/PREDICT_szakertoi_prior_urlap.docx
+++ b/PREDICT_szakertoi_prior_urlap.docx
@@ -6938,7 +6938,7 @@
                 <w:i w:val="0"/>
                 <w:sz w:val="21"/>
               </w:rPr>
-              <w:t>☐ B változat a rosszabb:  fedetlen, plicaszerű, mozgékony tuberculum</w:t>
+              <w:t>☐ B változat a rosszabb:  feszes ínnyel nem fedett, plicaszerű, mozgékony tuberculum</w:t>
             </w:r>
           </w:p>
           <w:p>
@@ -7071,7 +7071,7 @@
                 <w:i w:val="0"/>
                 <w:sz w:val="21"/>
               </w:rPr>
-              <w:t>B változat (fedetlen, plicaszerű, mozgékony tuberculum):   legalább ______   legvalószínűbb ______   legfeljebb ______   sikeres a százból</w:t>
+              <w:t>B változat (feszes ínnyel nem fedett, plicaszerű, mozgékony tuberculum):   legalább ______   legvalószínűbb ______   legfeljebb ______   sikeres a százból</w:t>
             </w:r>
           </w:p>
           <w:p>
@@ -7365,19 +7365,6 @@
                 <w:sz w:val="21"/>
               </w:rPr>
               <w:t>☐ B változat a rosszabb:  Angle II. vagy III., eltérő helyzet</w:t>
-            </w:r>
-          </w:p>
-          <w:p>
-            <w:pPr>
-              <w:spacing w:after="20"/>
-            </w:pPr>
-            <w:r>
-              <w:rPr>
-                <w:b w:val="0"/>
-                <w:i w:val="0"/>
-                <w:sz w:val="21"/>
-              </w:rPr>
-              <w:t>☐ Egyik sem: a közepes a legjobb, a két véglet rosszabb</w:t>
             </w:r>
           </w:p>
           <w:p>
@@ -8577,7 +8564,7 @@
                 <w:i w:val="0"/>
                 <w:sz w:val="20"/>
               </w:rPr>
-              <w:t>Az öt legfontosabb</w:t>
+              <w:t>Felső állcsont</w:t>
             </w:r>
           </w:p>
         </w:tc>
@@ -8596,7 +8583,7 @@
                 <w:i w:val="0"/>
                 <w:sz w:val="21"/>
               </w:rPr>
-              <w:t>Melyik öt adottság számít a legtöbbet a fogsor sikerében? A legfontosabbal kezdje.</w:t>
+              <w:t>Felső állcsont: melyik három adottság számít a legtöbbet? A legfontosabbal kezdje.</w:t>
             </w:r>
           </w:p>
           <w:p>
@@ -8621,7 +8608,7 @@
                 <w:i w:val="0"/>
                 <w:sz w:val="21"/>
               </w:rPr>
-              <w:t>1. ________   2. ________   3. ________   4. ________   5. ________</w:t>
+              <w:t>1. ________   2. ________   3. ________</w:t>
             </w:r>
           </w:p>
           <w:p>
@@ -8646,7 +8633,98 @@
                 <w:i w:val="0"/>
                 <w:sz w:val="21"/>
               </w:rPr>
-              <w:t>F1 = A felső gerinc magassága   F2 = Alámenős területek a felső állcsonton   F3 = A szájpad magassága   F4 = A felső gerincív alakja   F5 = Lötyögő gerinc a felső állcsonton   F6 = A felső és az alsó gerincél egymáshoz viszonyított helyzete   F7 = Torus palatinus   F8 = Mi van a felső fogsorral szemben (antagonista)   A1 = Az alsó gerinc alakja és magassága (Kaán szerint)   A3 = A buccinator-tasak   A4 = Torus mandibularis   A5 = A lingualis tasak nyelés közben   TUB = A tuberculum alveolare mandibulae   A10 = Az állcsontok sagittális relációja   A11 = A szájfenék   A12 = Spinae mentales</w:t>
+              <w:t>F1 = A felső gerinc magassága   F2 = Alámenős területek a felső állcsonton   F3 = A szájpad magassága   F4 = A felső gerincív alakja   F5 = Lötyögő gerinc a felső állcsonton   F6 = A felső és az alsó gerincél egymáshoz viszonyított helyzete   F7 = Torus palatinus   F8 = Mi van a felső fogsorral szemben (antagonista)</w:t>
+            </w:r>
+          </w:p>
+        </w:tc>
+      </w:tr>
+      <w:tr>
+        <w:tc>
+          <w:tcPr>
+            <w:tcW w:type="dxa" w:w="2835"/>
+            <w:shd w:val="clear" w:color="auto" w:fill="F2F2F0"/>
+          </w:tcPr>
+          <w:p>
+            <w:pPr>
+              <w:spacing w:after="20"/>
+            </w:pPr>
+            <w:r/>
+            <w:r>
+              <w:rPr>
+                <w:b/>
+                <w:i w:val="0"/>
+                <w:sz w:val="20"/>
+              </w:rPr>
+              <w:t>Alsó állcsont</w:t>
+            </w:r>
+          </w:p>
+        </w:tc>
+        <w:tc>
+          <w:tcPr>
+            <w:tcW w:type="dxa" w:w="7030"/>
+          </w:tcPr>
+          <w:p>
+            <w:pPr>
+              <w:spacing w:after="20"/>
+            </w:pPr>
+            <w:r/>
+            <w:r>
+              <w:rPr>
+                <w:b w:val="0"/>
+                <w:i w:val="0"/>
+                <w:sz w:val="21"/>
+              </w:rPr>
+              <w:t>Alsó állcsont: melyik három adottság számít a legtöbbet? A legfontosabbal kezdje.</w:t>
+            </w:r>
+          </w:p>
+          <w:p>
+            <w:pPr>
+              <w:spacing w:after="20"/>
+            </w:pPr>
+            <w:r>
+              <w:rPr>
+                <w:b w:val="0"/>
+                <w:i w:val="0"/>
+                <w:sz w:val="21"/>
+              </w:rPr>
+            </w:r>
+          </w:p>
+          <w:p>
+            <w:pPr>
+              <w:spacing w:after="20"/>
+            </w:pPr>
+            <w:r>
+              <w:rPr>
+                <w:b w:val="0"/>
+                <w:i w:val="0"/>
+                <w:sz w:val="21"/>
+              </w:rPr>
+              <w:t>1. ________   2. ________   3. ________</w:t>
+            </w:r>
+          </w:p>
+          <w:p>
+            <w:pPr>
+              <w:spacing w:after="20"/>
+            </w:pPr>
+            <w:r>
+              <w:rPr>
+                <w:b w:val="0"/>
+                <w:i w:val="0"/>
+                <w:sz w:val="21"/>
+              </w:rPr>
+            </w:r>
+          </w:p>
+          <w:p>
+            <w:pPr>
+              <w:spacing w:after="20"/>
+            </w:pPr>
+            <w:r>
+              <w:rPr>
+                <w:b w:val="0"/>
+                <w:i w:val="0"/>
+                <w:sz w:val="21"/>
+              </w:rPr>
+              <w:t>A1 = Az alsó gerinc alakja és magassága (Kaán szerint)   A3 = A buccinator-tasak   A4 = Torus mandibularis   A5 = A lingualis tasak nyelés közben   TUB = A tuberculum alveolare mandibulae   A10 = Az állcsontok sagittális relációja   A11 = A szájfenék   A12 = Spinae mentales</w:t>
             </w:r>
           </w:p>
         </w:tc>

--- a/PREDICT_szakertoi_prior_urlap.docx
+++ b/PREDICT_szakertoi_prior_urlap.docx
@@ -508,6 +508,68 @@
         <w:pStyle w:val="Heading2"/>
       </w:pPr>
       <w:r>
+        <w:t>Mit kap a részvételért?</w:t>
+      </w:r>
+    </w:p>
+    <w:p>
+      <w:r>
+        <w:rPr>
+          <w:b w:val="0"/>
+          <w:i w:val="0"/>
+        </w:rPr>
+        <w:t>A részvétel önkéntes, díjazás nem jár érte. Amit cserébe adni tudunk:</w:t>
+      </w:r>
+    </w:p>
+    <w:p>
+      <w:pPr>
+        <w:pStyle w:val="ListNumber"/>
+        <w:spacing w:after="40"/>
+      </w:pPr>
+      <w:r>
+        <w:rPr>
+          <w:b/>
+        </w:rPr>
+        <w:t>Összevetés a kollégákkal.</w:t>
+      </w:r>
+      <w:r>
+        <w:t xml:space="preserve"> Beküldés után, amint legalább 5 kolléga válasza beérkezett, a saját válaszai oldalán adottságonként látja, hogyan vélekedett a többi résztvevő: hányan tartották az egyik vagy a másik változatot rosszabbnak, mennyire voltak biztosak, és hány beteget tartottak sikeresnek a százból. A kollégák válaszai csak összesítve, név nélkül jelennek meg.</w:t>
+      </w:r>
+    </w:p>
+    <w:p>
+      <w:pPr>
+        <w:pStyle w:val="ListNumber"/>
+        <w:spacing w:after="40"/>
+      </w:pPr>
+      <w:r>
+        <w:rPr>
+          <w:b/>
+        </w:rPr>
+        <w:t>Az eredmények.</w:t>
+      </w:r>
+      <w:r>
+        <w:t xml:space="preserve"> A felmérés lezárása után minden résztvevőnek elküldjük a szakértői vélemények összesítését, és amikor a betegadatok elemzése elkészül, azt is, hol erősítette meg a mérés a tapasztalatot, és hol mondott ellent neki. A közleményt megjelenésekor megkapja.</w:t>
+      </w:r>
+    </w:p>
+    <w:p>
+      <w:pPr>
+        <w:pStyle w:val="ListNumber"/>
+        <w:spacing w:after="40"/>
+      </w:pPr>
+      <w:r>
+        <w:rPr>
+          <w:b/>
+        </w:rPr>
+        <w:t>Elismerés.</w:t>
+      </w:r>
+      <w:r>
+        <w:t xml:space="preserve"> Ha kéri, a közleményben a köszönetnyilvánításban név szerint szerepel a részt vevő szakértők között; a válaszai ettől függetlenül név nélkül maradnak.</w:t>
+      </w:r>
+    </w:p>
+    <w:p>
+      <w:pPr>
+        <w:pStyle w:val="Heading2"/>
+      </w:pPr>
+      <w:r>
         <w:t>Adatkezelés</w:t>
       </w:r>
     </w:p>
@@ -8964,6 +9026,47 @@
                 <w:sz w:val="21"/>
               </w:rPr>
               <w:t>☐ 1 · nagyon bizonytalan vagyok     ☐ 2     ☐ 3     ☐ 4     ☐ 5 · nagyon biztos vagyok</w:t>
+            </w:r>
+          </w:p>
+        </w:tc>
+      </w:tr>
+      <w:tr>
+        <w:tc>
+          <w:tcPr>
+            <w:tcW w:type="dxa" w:w="2835"/>
+            <w:shd w:val="clear" w:color="auto" w:fill="F2F2F0"/>
+          </w:tcPr>
+          <w:p>
+            <w:pPr>
+              <w:spacing w:after="20"/>
+            </w:pPr>
+            <w:r/>
+            <w:r>
+              <w:rPr>
+                <w:b/>
+                <w:i w:val="0"/>
+                <w:sz w:val="20"/>
+              </w:rPr>
+              <w:t>Köszönetnyilvánítás</w:t>
+            </w:r>
+          </w:p>
+        </w:tc>
+        <w:tc>
+          <w:tcPr>
+            <w:tcW w:type="dxa" w:w="7030"/>
+          </w:tcPr>
+          <w:p>
+            <w:pPr>
+              <w:spacing w:after="20"/>
+            </w:pPr>
+            <w:r/>
+            <w:r>
+              <w:rPr>
+                <w:b w:val="0"/>
+                <w:i w:val="0"/>
+                <w:sz w:val="21"/>
+              </w:rPr>
+              <w:t>☐ A közleményben a köszönetnyilvánításban név szerint szerepelhetek a részt vevő szakértők között (a válaszaim név nélkül maradnak).</w:t>
             </w:r>
           </w:p>
         </w:tc>
